--- a/Assignment/iot assignment.docx
+++ b/Assignment/iot assignment.docx
@@ -1,10 +1,13 @@
 
 <file path=word/document.xml><?xml version="1.0" encoding="utf-8"?>
-<w:document xmlns:wpc="http://schemas.microsoft.com/office/word/2010/wordprocessingCanvas" xmlns:cx="http://schemas.microsoft.com/office/drawing/2014/chartex" xmlns:cx1="http://schemas.microsoft.com/office/drawing/2015/9/8/chartex" xmlns:cx2="http://schemas.microsoft.com/office/drawing/2015/10/21/chartex" xmlns:cx3="http://schemas.microsoft.com/office/drawing/2016/5/9/chartex" xmlns:cx4="http://schemas.microsoft.com/office/drawing/2016/5/10/chartex" xmlns:cx5="http://schemas.microsoft.com/office/drawing/2016/5/11/chartex" xmlns:cx6="http://schemas.microsoft.com/office/drawing/2016/5/12/chartex" xmlns:cx7="http://schemas.microsoft.com/office/drawing/2016/5/13/chartex" xmlns:cx8="http://schemas.microsoft.com/office/drawing/2016/5/14/chartex" xmlns:mc="http://schemas.openxmlformats.org/markup-compatibility/2006" xmlns:aink="http://schemas.microsoft.com/office/drawing/2016/ink" xmlns:am3d="http://schemas.microsoft.com/office/drawing/2017/model3d" xmlns:o="urn:schemas-microsoft-com:office:office" xmlns:oel="http://schemas.microsoft.com/office/2019/extlst" xmlns:r="http://schemas.openxmlformats.org/officeDocument/2006/relationships" xmlns:m="http://schemas.openxmlformats.org/officeDocument/2006/math" xmlns:v="urn:schemas-microsoft-com:vml" xmlns:wp14="http://schemas.microsoft.com/office/word/2010/wordprocessingDrawing" xmlns:wp="http://schemas.openxmlformats.org/drawingml/2006/wordprocessingDrawing" xmlns:w10="urn:schemas-microsoft-com:office:word" xmlns:w="http://schemas.openxmlformats.org/wordprocessingml/2006/main" xmlns:w14="http://schemas.microsoft.com/office/word/2010/wordml" xmlns:w15="http://schemas.microsoft.com/office/word/2012/wordml" xmlns:w16cex="http://schemas.microsoft.com/office/word/2018/wordml/cex" xmlns:w16cid="http://schemas.microsoft.com/office/word/2016/wordml/cid" xmlns:w16="http://schemas.microsoft.com/office/word/2018/wordml" xmlns:w16du="http://schemas.microsoft.com/office/word/2023/wordml/word16du" xmlns:w16sdtdh="http://schemas.microsoft.com/office/word/2020/wordml/sdtdatahash" xmlns:w16se="http://schemas.microsoft.com/office/word/2015/wordml/symex" xmlns:wpg="http://schemas.microsoft.com/office/word/2010/wordprocessingGroup" xmlns:wpi="http://schemas.microsoft.com/office/word/2010/wordprocessingInk" xmlns:wne="http://schemas.microsoft.com/office/word/2006/wordml" xmlns:wps="http://schemas.microsoft.com/office/word/2010/wordprocessingShape" mc:Ignorable="w14 w15 w16se w16cid w16 w16cex w16sdtdh w16du wp14">
+<w:document xmlns:wpc="http://schemas.microsoft.com/office/word/2010/wordprocessingCanvas" xmlns:cx="http://schemas.microsoft.com/office/drawing/2014/chartex" xmlns:cx1="http://schemas.microsoft.com/office/drawing/2015/9/8/chartex" xmlns:cx2="http://schemas.microsoft.com/office/drawing/2015/10/21/chartex" xmlns:cx3="http://schemas.microsoft.com/office/drawing/2016/5/9/chartex" xmlns:cx4="http://schemas.microsoft.com/office/drawing/2016/5/10/chartex" xmlns:cx5="http://schemas.microsoft.com/office/drawing/2016/5/11/chartex" xmlns:cx6="http://schemas.microsoft.com/office/drawing/2016/5/12/chartex" xmlns:cx7="http://schemas.microsoft.com/office/drawing/2016/5/13/chartex" xmlns:cx8="http://schemas.microsoft.com/office/drawing/2016/5/14/chartex" xmlns:mc="http://schemas.openxmlformats.org/markup-compatibility/2006" xmlns:aink="http://schemas.microsoft.com/office/drawing/2016/ink" xmlns:am3d="http://schemas.microsoft.com/office/drawing/2017/model3d" xmlns:o="urn:schemas-microsoft-com:office:office" xmlns:oel="http://schemas.microsoft.com/office/2019/extlst" xmlns:r="http://schemas.openxmlformats.org/officeDocument/2006/relationships" xmlns:m="http://schemas.openxmlformats.org/officeDocument/2006/math" xmlns:v="urn:schemas-microsoft-com:vml" xmlns:wp14="http://schemas.microsoft.com/office/word/2010/wordprocessingDrawing" xmlns:wp="http://schemas.openxmlformats.org/drawingml/2006/wordprocessingDrawing" xmlns:w10="urn:schemas-microsoft-com:office:word" xmlns:w="http://schemas.openxmlformats.org/wordprocessingml/2006/main" xmlns:w14="http://schemas.microsoft.com/office/word/2010/wordml" xmlns:w15="http://schemas.microsoft.com/office/word/2012/wordml" xmlns:w16cex="http://schemas.microsoft.com/office/word/2018/wordml/cex" xmlns:w16cid="http://schemas.microsoft.com/office/word/2016/wordml/cid" xmlns:w16="http://schemas.microsoft.com/office/word/2018/wordml" xmlns:w16du="http://schemas.microsoft.com/office/word/2023/wordml/word16du" xmlns:w16sdtdh="http://schemas.microsoft.com/office/word/2020/wordml/sdtdatahash" xmlns:w16sdtfl="http://schemas.microsoft.com/office/word/2024/wordml/sdtformatlock" xmlns:w16se="http://schemas.microsoft.com/office/word/2015/wordml/symex" xmlns:wpg="http://schemas.microsoft.com/office/word/2010/wordprocessingGroup" xmlns:wpi="http://schemas.microsoft.com/office/word/2010/wordprocessingInk" xmlns:wne="http://schemas.microsoft.com/office/word/2006/wordml" xmlns:wps="http://schemas.microsoft.com/office/word/2010/wordprocessingShape" mc:Ignorable="w14 w15 w16se w16cid w16 w16cex w16sdtdh w16sdtfl w16du wp14">
   <w:body>
     <w:p>
       <w:r>
-        <w:t xml:space="preserve">○ Student Name </w:t>
+        <w:t xml:space="preserve">○ </w:t>
+      </w:r>
+      <w:r>
+        <w:t>Ansh Andotra</w:t>
       </w:r>
     </w:p>
     <w:p>
@@ -625,7 +628,15 @@
       </w:r>
       <w:proofErr w:type="gramEnd"/>
       <w:r>
-        <w:t>CITY) + "," + String(COUNTRY) +</w:t>
+        <w:t xml:space="preserve">CITY) + "," + </w:t>
+      </w:r>
+      <w:proofErr w:type="gramStart"/>
+      <w:r>
+        <w:t>String(</w:t>
+      </w:r>
+      <w:proofErr w:type="gramEnd"/>
+      <w:r>
+        <w:t>COUNTRY) +</w:t>
       </w:r>
     </w:p>
     <w:p>
@@ -1833,37 +1844,92 @@
       </w:r>
       <w:r>
         <w:br/>
-        <w:t>Weather : scattered clouds</w:t>
-      </w:r>
-      <w:r>
-        <w:br/>
-      </w:r>
-      <w:r>
-        <w:br/>
-        <w:t>API Temperature : 31.4 °C</w:t>
-      </w:r>
-      <w:r>
-        <w:br/>
-        <w:t>Local DHT11 Temperature : 30.8 °C</w:t>
-      </w:r>
-      <w:r>
-        <w:br/>
-        <w:t>Temperature Difference : -0.6 °C</w:t>
-      </w:r>
-      <w:r>
-        <w:br/>
-      </w:r>
-      <w:r>
-        <w:br/>
-        <w:t>API Humidity : 72 %</w:t>
-      </w:r>
-      <w:r>
-        <w:br/>
-        <w:t>Local DHT11 Humidity : 69 %</w:t>
-      </w:r>
-      <w:r>
-        <w:br/>
-        <w:t>Humidity Difference : -3 %</w:t>
+      </w:r>
+      <w:proofErr w:type="gramStart"/>
+      <w:r>
+        <w:t>Weather :</w:t>
+      </w:r>
+      <w:proofErr w:type="gramEnd"/>
+      <w:r>
+        <w:t xml:space="preserve"> scattered clouds</w:t>
+      </w:r>
+      <w:r>
+        <w:br/>
+      </w:r>
+      <w:r>
+        <w:br/>
+        <w:t xml:space="preserve">API </w:t>
+      </w:r>
+      <w:proofErr w:type="gramStart"/>
+      <w:r>
+        <w:t>Temperature :</w:t>
+      </w:r>
+      <w:proofErr w:type="gramEnd"/>
+      <w:r>
+        <w:t xml:space="preserve"> 31.4 °C</w:t>
+      </w:r>
+      <w:r>
+        <w:br/>
+        <w:t xml:space="preserve">Local DHT11 </w:t>
+      </w:r>
+      <w:proofErr w:type="gramStart"/>
+      <w:r>
+        <w:t>Temperature :</w:t>
+      </w:r>
+      <w:proofErr w:type="gramEnd"/>
+      <w:r>
+        <w:t xml:space="preserve"> 30.8 °C</w:t>
+      </w:r>
+      <w:r>
+        <w:br/>
+        <w:t xml:space="preserve">Temperature </w:t>
+      </w:r>
+      <w:proofErr w:type="gramStart"/>
+      <w:r>
+        <w:t>Difference :</w:t>
+      </w:r>
+      <w:proofErr w:type="gramEnd"/>
+      <w:r>
+        <w:t xml:space="preserve"> -0.6 °C</w:t>
+      </w:r>
+      <w:r>
+        <w:br/>
+      </w:r>
+      <w:r>
+        <w:br/>
+        <w:t xml:space="preserve">API </w:t>
+      </w:r>
+      <w:proofErr w:type="gramStart"/>
+      <w:r>
+        <w:t>Humidity :</w:t>
+      </w:r>
+      <w:proofErr w:type="gramEnd"/>
+      <w:r>
+        <w:t xml:space="preserve"> 72 %</w:t>
+      </w:r>
+      <w:r>
+        <w:br/>
+        <w:t xml:space="preserve">Local DHT11 </w:t>
+      </w:r>
+      <w:proofErr w:type="gramStart"/>
+      <w:r>
+        <w:t>Humidity :</w:t>
+      </w:r>
+      <w:proofErr w:type="gramEnd"/>
+      <w:r>
+        <w:t xml:space="preserve"> 69 %</w:t>
+      </w:r>
+      <w:r>
+        <w:br/>
+        <w:t xml:space="preserve">Humidity </w:t>
+      </w:r>
+      <w:proofErr w:type="gramStart"/>
+      <w:r>
+        <w:t>Difference :</w:t>
+      </w:r>
+      <w:proofErr w:type="gramEnd"/>
+      <w:r>
+        <w:t xml:space="preserve"> -3 %</w:t>
       </w:r>
     </w:p>
     <w:p>
@@ -4082,7 +4148,7 @@
     <w:p>
       <w:r>
         <w:pict w14:anchorId="60212545">
-          <v:rect id="_x0000_i1034" style="width:0;height:1.5pt" o:hralign="center" o:hrstd="t" o:hr="t" fillcolor="#a0a0a0" stroked="f"/>
+          <v:rect id="_x0000_i1028" style="width:0;height:1.5pt" o:hralign="center" o:hrstd="t" o:hr="t" fillcolor="#a0a0a0" stroked="f"/>
         </w:pict>
       </w:r>
     </w:p>
@@ -4901,7 +4967,7 @@
       </w:pPr>
       <w:r>
         <w:pict w14:anchorId="75CB61C6">
-          <v:rect id="_x0000_i1048" style="width:0;height:1.5pt" o:hralign="center" o:hrstd="t" o:hr="t" fillcolor="#a0a0a0" stroked="f"/>
+          <v:rect id="_x0000_i1029" style="width:0;height:1.5pt" o:hralign="center" o:hrstd="t" o:hr="t" fillcolor="#a0a0a0" stroked="f"/>
         </w:pict>
       </w:r>
     </w:p>
@@ -5281,7 +5347,7 @@
       </w:pPr>
       <w:r>
         <w:pict w14:anchorId="1672D4AE">
-          <v:rect id="_x0000_i1049" style="width:0;height:1.5pt" o:hralign="center" o:hrstd="t" o:hr="t" fillcolor="#a0a0a0" stroked="f"/>
+          <v:rect id="_x0000_i1030" style="width:0;height:1.5pt" o:hralign="center" o:hrstd="t" o:hr="t" fillcolor="#a0a0a0" stroked="f"/>
         </w:pict>
       </w:r>
     </w:p>
@@ -6152,7 +6218,7 @@
       </w:pPr>
       <w:r>
         <w:pict w14:anchorId="5BD25F63">
-          <v:rect id="_x0000_i1100" style="width:0;height:1.5pt" o:hralign="center" o:hrstd="t" o:hr="t" fillcolor="#a0a0a0" stroked="f"/>
+          <v:rect id="_x0000_i1031" style="width:0;height:1.5pt" o:hralign="center" o:hrstd="t" o:hr="t" fillcolor="#a0a0a0" stroked="f"/>
         </w:pict>
       </w:r>
     </w:p>
@@ -6178,19 +6244,29 @@
       </w:pPr>
       <w:proofErr w:type="gramStart"/>
       <w:r>
-        <w:t>Timestamp,MQ</w:t>
+        <w:t>Timestamp,MQ2,Temp</w:t>
       </w:r>
       <w:proofErr w:type="gramEnd"/>
       <w:r>
-        <w:t>2,Temp,Humidity,Severity</w:t>
-      </w:r>
-      <w:r>
-        <w:br/>
-      </w:r>
-      <w:r>
-        <w:br/>
-        <w:t>00:01,220,23.4,49,SAFE</w:t>
-      </w:r>
+        <w:t>,</w:t>
+      </w:r>
+      <w:proofErr w:type="gramStart"/>
+      <w:r>
+        <w:t>Humidity,Severity</w:t>
+      </w:r>
+      <w:proofErr w:type="gramEnd"/>
+      <w:r>
+        <w:br/>
+      </w:r>
+      <w:r>
+        <w:br/>
+        <w:t>00:01,220,23.4,</w:t>
+      </w:r>
+      <w:proofErr w:type="gramStart"/>
+      <w:r>
+        <w:t>49,SAFE</w:t>
+      </w:r>
+      <w:proofErr w:type="gramEnd"/>
       <w:r>
         <w:br/>
       </w:r>
@@ -6199,22 +6275,37 @@
       </w:r>
       <w:r>
         <w:lastRenderedPageBreak/>
-        <w:t>00:02,280,23.5,50,SAFE</w:t>
-      </w:r>
-      <w:r>
-        <w:br/>
-      </w:r>
-      <w:r>
-        <w:br/>
-        <w:t>00:03,420,23.6,49,MODERATE</w:t>
-      </w:r>
-      <w:r>
-        <w:br/>
-      </w:r>
-      <w:r>
-        <w:br/>
-        <w:t>00:04,710,23.8,48,DANGER</w:t>
-      </w:r>
+        <w:t>00:02,280,23.5,</w:t>
+      </w:r>
+      <w:proofErr w:type="gramStart"/>
+      <w:r>
+        <w:t>50,SAFE</w:t>
+      </w:r>
+      <w:proofErr w:type="gramEnd"/>
+      <w:r>
+        <w:br/>
+      </w:r>
+      <w:r>
+        <w:br/>
+        <w:t>00:03,420,23.6,</w:t>
+      </w:r>
+      <w:proofErr w:type="gramStart"/>
+      <w:r>
+        <w:t>49,MODERATE</w:t>
+      </w:r>
+      <w:proofErr w:type="gramEnd"/>
+      <w:r>
+        <w:br/>
+      </w:r>
+      <w:r>
+        <w:br/>
+        <w:t>00:04,710,23.8,</w:t>
+      </w:r>
+      <w:proofErr w:type="gramStart"/>
+      <w:r>
+        <w:t>48,DANGER</w:t>
+      </w:r>
+      <w:proofErr w:type="gramEnd"/>
     </w:p>
     <w:p>
       <w:pPr>
@@ -6222,7 +6313,7 @@
       </w:pPr>
       <w:r>
         <w:pict w14:anchorId="30A23354">
-          <v:rect id="_x0000_i1101" style="width:0;height:1.5pt" o:hralign="center" o:hrstd="t" o:hr="t" fillcolor="#a0a0a0" stroked="f"/>
+          <v:rect id="_x0000_i1032" style="width:0;height:1.5pt" o:hralign="center" o:hrstd="t" o:hr="t" fillcolor="#a0a0a0" stroked="f"/>
         </w:pict>
       </w:r>
     </w:p>
@@ -6293,7 +6384,7 @@
       </w:pPr>
       <w:r>
         <w:pict w14:anchorId="5997F99A">
-          <v:rect id="_x0000_i1102" style="width:0;height:1.5pt" o:hralign="center" o:hrstd="t" o:hr="t" fillcolor="#a0a0a0" stroked="f"/>
+          <v:rect id="_x0000_i1033" style="width:0;height:1.5pt" o:hralign="center" o:hrstd="t" o:hr="t" fillcolor="#a0a0a0" stroked="f"/>
         </w:pict>
       </w:r>
     </w:p>
@@ -6348,7 +6439,7 @@
       </w:pPr>
       <w:r>
         <w:pict w14:anchorId="364F6BDA">
-          <v:rect id="_x0000_i1103" style="width:0;height:1.5pt" o:hralign="center" o:hrstd="t" o:hr="t" fillcolor="#a0a0a0" stroked="f"/>
+          <v:rect id="_x0000_i1034" style="width:0;height:1.5pt" o:hralign="center" o:hrstd="t" o:hr="t" fillcolor="#a0a0a0" stroked="f"/>
         </w:pict>
       </w:r>
     </w:p>
@@ -6411,7 +6502,7 @@
       </w:pPr>
       <w:r>
         <w:pict w14:anchorId="1FE95B0C">
-          <v:rect id="_x0000_i1104" style="width:0;height:1.5pt" o:hralign="center" o:hrstd="t" o:hr="t" fillcolor="#a0a0a0" stroked="f"/>
+          <v:rect id="_x0000_i1035" style="width:0;height:1.5pt" o:hralign="center" o:hrstd="t" o:hr="t" fillcolor="#a0a0a0" stroked="f"/>
         </w:pict>
       </w:r>
     </w:p>
@@ -6696,7 +6787,7 @@
       </w:pPr>
       <w:r>
         <w:pict w14:anchorId="56568E76">
-          <v:rect id="_x0000_i1105" style="width:0;height:1.5pt" o:hralign="center" o:hrstd="t" o:hr="t" fillcolor="#a0a0a0" stroked="f"/>
+          <v:rect id="_x0000_i1036" style="width:0;height:1.5pt" o:hralign="center" o:hrstd="t" o:hr="t" fillcolor="#a0a0a0" stroked="f"/>
         </w:pict>
       </w:r>
     </w:p>
@@ -6858,7 +6949,7 @@
       </w:pPr>
       <w:r>
         <w:pict w14:anchorId="51A41A0F">
-          <v:rect id="_x0000_i1106" style="width:0;height:1.5pt" o:hralign="center" o:hrstd="t" o:hr="t" fillcolor="#a0a0a0" stroked="f"/>
+          <v:rect id="_x0000_i1037" style="width:0;height:1.5pt" o:hralign="center" o:hrstd="t" o:hr="t" fillcolor="#a0a0a0" stroked="f"/>
         </w:pict>
       </w:r>
     </w:p>
@@ -6953,7 +7044,7 @@
       </w:pPr>
       <w:r>
         <w:pict w14:anchorId="1F889F72">
-          <v:rect id="_x0000_i1107" style="width:0;height:1.5pt" o:hralign="center" o:hrstd="t" o:hr="t" fillcolor="#a0a0a0" stroked="f"/>
+          <v:rect id="_x0000_i1038" style="width:0;height:1.5pt" o:hralign="center" o:hrstd="t" o:hr="t" fillcolor="#a0a0a0" stroked="f"/>
         </w:pict>
       </w:r>
     </w:p>
@@ -7037,7 +7128,7 @@
       </w:pPr>
       <w:r>
         <w:pict w14:anchorId="16307111">
-          <v:rect id="_x0000_i1164" style="width:0;height:1.5pt" o:hralign="center" o:hrstd="t" o:hr="t" fillcolor="#a0a0a0" stroked="f"/>
+          <v:rect id="_x0000_i1039" style="width:0;height:1.5pt" o:hralign="center" o:hrstd="t" o:hr="t" fillcolor="#a0a0a0" stroked="f"/>
         </w:pict>
       </w:r>
     </w:p>
@@ -7250,7 +7341,7 @@
       </w:pPr>
       <w:r>
         <w:pict w14:anchorId="5B6E5A70">
-          <v:rect id="_x0000_i1165" style="width:0;height:1.5pt" o:hralign="center" o:hrstd="t" o:hr="t" fillcolor="#a0a0a0" stroked="f"/>
+          <v:rect id="_x0000_i1040" style="width:0;height:1.5pt" o:hralign="center" o:hrstd="t" o:hr="t" fillcolor="#a0a0a0" stroked="f"/>
         </w:pict>
       </w:r>
     </w:p>
@@ -7630,7 +7721,7 @@
       </w:pPr>
       <w:r>
         <w:pict w14:anchorId="33905C8C">
-          <v:rect id="_x0000_i1166" style="width:0;height:1.5pt" o:hralign="center" o:hrstd="t" o:hr="t" fillcolor="#a0a0a0" stroked="f"/>
+          <v:rect id="_x0000_i1041" style="width:0;height:1.5pt" o:hralign="center" o:hrstd="t" o:hr="t" fillcolor="#a0a0a0" stroked="f"/>
         </w:pict>
       </w:r>
     </w:p>
@@ -7791,7 +7882,7 @@
       </w:pPr>
       <w:r>
         <w:pict w14:anchorId="443B22E1">
-          <v:rect id="_x0000_i1167" style="width:0;height:1.5pt" o:hralign="center" o:hrstd="t" o:hr="t" fillcolor="#a0a0a0" stroked="f"/>
+          <v:rect id="_x0000_i1042" style="width:0;height:1.5pt" o:hralign="center" o:hrstd="t" o:hr="t" fillcolor="#a0a0a0" stroked="f"/>
         </w:pict>
       </w:r>
     </w:p>
@@ -8096,7 +8187,7 @@
       </w:pPr>
       <w:r>
         <w:pict w14:anchorId="2BB5D82C">
-          <v:rect id="_x0000_i1168" style="width:0;height:1.5pt" o:hralign="center" o:hrstd="t" o:hr="t" fillcolor="#a0a0a0" stroked="f"/>
+          <v:rect id="_x0000_i1043" style="width:0;height:1.5pt" o:hralign="center" o:hrstd="t" o:hr="t" fillcolor="#a0a0a0" stroked="f"/>
         </w:pict>
       </w:r>
     </w:p>
@@ -8374,7 +8465,7 @@
       </w:pPr>
       <w:r>
         <w:pict w14:anchorId="7A32DFEE">
-          <v:rect id="_x0000_i1169" style="width:0;height:1.5pt" o:hralign="center" o:hrstd="t" o:hr="t" fillcolor="#a0a0a0" stroked="f"/>
+          <v:rect id="_x0000_i1044" style="width:0;height:1.5pt" o:hralign="center" o:hrstd="t" o:hr="t" fillcolor="#a0a0a0" stroked="f"/>
         </w:pict>
       </w:r>
     </w:p>
@@ -8507,7 +8598,7 @@
       </w:pPr>
       <w:r>
         <w:pict w14:anchorId="0CC5A666">
-          <v:rect id="_x0000_i1170" style="width:0;height:1.5pt" o:hralign="center" o:hrstd="t" o:hr="t" fillcolor="#a0a0a0" stroked="f"/>
+          <v:rect id="_x0000_i1045" style="width:0;height:1.5pt" o:hralign="center" o:hrstd="t" o:hr="t" fillcolor="#a0a0a0" stroked="f"/>
         </w:pict>
       </w:r>
     </w:p>
@@ -8836,7 +8927,7 @@
       </w:pPr>
       <w:r>
         <w:pict w14:anchorId="158D5121">
-          <v:rect id="_x0000_i1171" style="width:0;height:1.5pt" o:hralign="center" o:hrstd="t" o:hr="t" fillcolor="#a0a0a0" stroked="f"/>
+          <v:rect id="_x0000_i1046" style="width:0;height:1.5pt" o:hralign="center" o:hrstd="t" o:hr="t" fillcolor="#a0a0a0" stroked="f"/>
         </w:pict>
       </w:r>
     </w:p>
@@ -10916,7 +11007,7 @@
           <w14:ligatures w14:val="none"/>
         </w:rPr>
         <w:pict w14:anchorId="3C4E39E8">
-          <v:rect id="_x0000_i1264" style="width:0;height:1.5pt" o:hralign="center" o:hrstd="t" o:hr="t" fillcolor="#a0a0a0" stroked="f"/>
+          <v:rect id="_x0000_i1047" style="width:0;height:1.5pt" o:hralign="center" o:hrstd="t" o:hr="t" fillcolor="#a0a0a0" stroked="f"/>
         </w:pict>
       </w:r>
     </w:p>
@@ -11273,7 +11364,7 @@
           <w14:ligatures w14:val="none"/>
         </w:rPr>
         <w:pict w14:anchorId="20104AA8">
-          <v:rect id="_x0000_i1265" style="width:0;height:1.5pt" o:hralign="center" o:hrstd="t" o:hr="t" fillcolor="#a0a0a0" stroked="f"/>
+          <v:rect id="_x0000_i1048" style="width:0;height:1.5pt" o:hralign="center" o:hrstd="t" o:hr="t" fillcolor="#a0a0a0" stroked="f"/>
         </w:pict>
       </w:r>
     </w:p>
@@ -11761,7 +11852,7 @@
           <w14:ligatures w14:val="none"/>
         </w:rPr>
         <w:pict w14:anchorId="2C0CCC8D">
-          <v:rect id="_x0000_i1266" style="width:0;height:1.5pt" o:hralign="center" o:hrstd="t" o:hr="t" fillcolor="#a0a0a0" stroked="f"/>
+          <v:rect id="_x0000_i1049" style="width:0;height:1.5pt" o:hralign="center" o:hrstd="t" o:hr="t" fillcolor="#a0a0a0" stroked="f"/>
         </w:pict>
       </w:r>
     </w:p>
@@ -11940,7 +12031,25 @@
           <w14:ligatures w14:val="none"/>
         </w:rPr>
         <w:br/>
-        <w:t xml:space="preserve">  User Prompts  OTP   Door Unlock</w:t>
+        <w:t xml:space="preserve">  User </w:t>
+      </w:r>
+      <w:proofErr w:type="gramStart"/>
+      <w:r>
+        <w:rPr>
+          <w:rFonts w:ascii="Times New Roman" w:eastAsia="Times New Roman" w:hAnsi="Times New Roman" w:cs="Times New Roman"/>
+          <w:kern w:val="0"/>
+          <w14:ligatures w14:val="none"/>
+        </w:rPr>
+        <w:t>Prompts  OTP</w:t>
+      </w:r>
+      <w:proofErr w:type="gramEnd"/>
+      <w:r>
+        <w:rPr>
+          <w:rFonts w:ascii="Times New Roman" w:eastAsia="Times New Roman" w:hAnsi="Times New Roman" w:cs="Times New Roman"/>
+          <w:kern w:val="0"/>
+          <w14:ligatures w14:val="none"/>
+        </w:rPr>
+        <w:t xml:space="preserve">   Door Unlock</w:t>
       </w:r>
     </w:p>
     <w:p>
@@ -11960,7 +12069,7 @@
           <w14:ligatures w14:val="none"/>
         </w:rPr>
         <w:pict w14:anchorId="020FF593">
-          <v:rect id="_x0000_i1267" style="width:0;height:1.5pt" o:hralign="center" o:hrstd="t" o:hr="t" fillcolor="#a0a0a0" stroked="f"/>
+          <v:rect id="_x0000_i1050" style="width:0;height:1.5pt" o:hralign="center" o:hrstd="t" o:hr="t" fillcolor="#a0a0a0" stroked="f"/>
         </w:pict>
       </w:r>
     </w:p>
@@ -12429,7 +12538,7 @@
           <w14:ligatures w14:val="none"/>
         </w:rPr>
         <w:pict w14:anchorId="394CAC4B">
-          <v:rect id="_x0000_i1268" style="width:0;height:1.5pt" o:hralign="center" o:hrstd="t" o:hr="t" fillcolor="#a0a0a0" stroked="f"/>
+          <v:rect id="_x0000_i1051" style="width:0;height:1.5pt" o:hralign="center" o:hrstd="t" o:hr="t" fillcolor="#a0a0a0" stroked="f"/>
         </w:pict>
       </w:r>
     </w:p>
@@ -12972,7 +13081,7 @@
           <w14:ligatures w14:val="none"/>
         </w:rPr>
         <w:pict w14:anchorId="4D7A9350">
-          <v:rect id="_x0000_i1269" style="width:0;height:1.5pt" o:hralign="center" o:hrstd="t" o:hr="t" fillcolor="#a0a0a0" stroked="f"/>
+          <v:rect id="_x0000_i1052" style="width:0;height:1.5pt" o:hralign="center" o:hrstd="t" o:hr="t" fillcolor="#a0a0a0" stroked="f"/>
         </w:pict>
       </w:r>
     </w:p>
@@ -13358,7 +13467,7 @@
           <w14:ligatures w14:val="none"/>
         </w:rPr>
         <w:pict w14:anchorId="72723B47">
-          <v:rect id="_x0000_i1270" style="width:0;height:1.5pt" o:hralign="center" o:hrstd="t" o:hr="t" fillcolor="#a0a0a0" stroked="f"/>
+          <v:rect id="_x0000_i1053" style="width:0;height:1.5pt" o:hralign="center" o:hrstd="t" o:hr="t" fillcolor="#a0a0a0" stroked="f"/>
         </w:pict>
       </w:r>
     </w:p>
@@ -13466,7 +13575,25 @@
           <w:kern w:val="0"/>
           <w14:ligatures w14:val="none"/>
         </w:rPr>
-        <w:t xml:space="preserve"> = random(100000, 999999);</w:t>
+        <w:t xml:space="preserve"> = </w:t>
+      </w:r>
+      <w:proofErr w:type="gramStart"/>
+      <w:r>
+        <w:rPr>
+          <w:rFonts w:ascii="Times New Roman" w:eastAsia="Times New Roman" w:hAnsi="Times New Roman" w:cs="Times New Roman"/>
+          <w:kern w:val="0"/>
+          <w14:ligatures w14:val="none"/>
+        </w:rPr>
+        <w:t>random(</w:t>
+      </w:r>
+      <w:proofErr w:type="gramEnd"/>
+      <w:r>
+        <w:rPr>
+          <w:rFonts w:ascii="Times New Roman" w:eastAsia="Times New Roman" w:hAnsi="Times New Roman" w:cs="Times New Roman"/>
+          <w:kern w:val="0"/>
+          <w14:ligatures w14:val="none"/>
+        </w:rPr>
+        <w:t>100000, 999999);</w:t>
       </w:r>
     </w:p>
     <w:p>
@@ -13524,7 +13651,7 @@
           <w14:ligatures w14:val="none"/>
         </w:rPr>
         <w:pict w14:anchorId="2358FD1E">
-          <v:rect id="_x0000_i1271" style="width:0;height:1.5pt" o:hralign="center" o:hrstd="t" o:hr="t" fillcolor="#a0a0a0" stroked="f"/>
+          <v:rect id="_x0000_i1054" style="width:0;height:1.5pt" o:hralign="center" o:hrstd="t" o:hr="t" fillcolor="#a0a0a0" stroked="f"/>
         </w:pict>
       </w:r>
     </w:p>
@@ -13633,6 +13760,7 @@
         <w:t>if (</w:t>
       </w:r>
       <w:proofErr w:type="spellStart"/>
+      <w:proofErr w:type="gramStart"/>
       <w:r>
         <w:rPr>
           <w:rFonts w:ascii="Times New Roman" w:eastAsia="Times New Roman" w:hAnsi="Times New Roman" w:cs="Times New Roman"/>
@@ -13648,7 +13776,16 @@
           <w:kern w:val="0"/>
           <w14:ligatures w14:val="none"/>
         </w:rPr>
-        <w:t xml:space="preserve">() - </w:t>
+        <w:t>(</w:t>
+      </w:r>
+      <w:proofErr w:type="gramEnd"/>
+      <w:r>
+        <w:rPr>
+          <w:rFonts w:ascii="Times New Roman" w:eastAsia="Times New Roman" w:hAnsi="Times New Roman" w:cs="Times New Roman"/>
+          <w:kern w:val="0"/>
+          <w14:ligatures w14:val="none"/>
+        </w:rPr>
+        <w:t xml:space="preserve">) - </w:t>
       </w:r>
       <w:proofErr w:type="spellStart"/>
       <w:r>
@@ -13759,7 +13896,7 @@
           <w14:ligatures w14:val="none"/>
         </w:rPr>
         <w:pict w14:anchorId="27F33826">
-          <v:rect id="_x0000_i1272" style="width:0;height:1.5pt" o:hralign="center" o:hrstd="t" o:hr="t" fillcolor="#a0a0a0" stroked="f"/>
+          <v:rect id="_x0000_i1055" style="width:0;height:1.5pt" o:hralign="center" o:hrstd="t" o:hr="t" fillcolor="#a0a0a0" stroked="f"/>
         </w:pict>
       </w:r>
     </w:p>
@@ -16503,7 +16640,7 @@
           <w14:ligatures w14:val="none"/>
         </w:rPr>
         <w:pict w14:anchorId="38BDD1E3">
-          <v:rect id="_x0000_i1273" style="width:0;height:1.5pt" o:hralign="center" o:hrstd="t" o:hr="t" fillcolor="#a0a0a0" stroked="f"/>
+          <v:rect id="_x0000_i1056" style="width:0;height:1.5pt" o:hralign="center" o:hrstd="t" o:hr="t" fillcolor="#a0a0a0" stroked="f"/>
         </w:pict>
       </w:r>
     </w:p>
@@ -16802,7 +16939,7 @@
           <w14:ligatures w14:val="none"/>
         </w:rPr>
         <w:pict w14:anchorId="6529C143">
-          <v:rect id="_x0000_i1274" style="width:0;height:1.5pt" o:hralign="center" o:hrstd="t" o:hr="t" fillcolor="#a0a0a0" stroked="f"/>
+          <v:rect id="_x0000_i1057" style="width:0;height:1.5pt" o:hralign="center" o:hrstd="t" o:hr="t" fillcolor="#a0a0a0" stroked="f"/>
         </w:pict>
       </w:r>
     </w:p>
@@ -16901,7 +17038,7 @@
           <w14:ligatures w14:val="none"/>
         </w:rPr>
         <w:pict w14:anchorId="0DE81257">
-          <v:rect id="_x0000_i1275" style="width:0;height:1.5pt" o:hralign="center" o:hrstd="t" o:hr="t" fillcolor="#a0a0a0" stroked="f"/>
+          <v:rect id="_x0000_i1058" style="width:0;height:1.5pt" o:hralign="center" o:hrstd="t" o:hr="t" fillcolor="#a0a0a0" stroked="f"/>
         </w:pict>
       </w:r>
     </w:p>
@@ -16997,7 +17134,25 @@
           <w14:ligatures w14:val="none"/>
         </w:rPr>
         <w:br/>
-        <w:t>OTP Sent : 482731</w:t>
+        <w:t xml:space="preserve">OTP </w:t>
+      </w:r>
+      <w:proofErr w:type="gramStart"/>
+      <w:r>
+        <w:rPr>
+          <w:rFonts w:ascii="Times New Roman" w:eastAsia="Times New Roman" w:hAnsi="Times New Roman" w:cs="Times New Roman"/>
+          <w:kern w:val="0"/>
+          <w14:ligatures w14:val="none"/>
+        </w:rPr>
+        <w:t>Sent :</w:t>
+      </w:r>
+      <w:proofErr w:type="gramEnd"/>
+      <w:r>
+        <w:rPr>
+          <w:rFonts w:ascii="Times New Roman" w:eastAsia="Times New Roman" w:hAnsi="Times New Roman" w:cs="Times New Roman"/>
+          <w:kern w:val="0"/>
+          <w14:ligatures w14:val="none"/>
+        </w:rPr>
+        <w:t xml:space="preserve"> 482731</w:t>
       </w:r>
       <w:r>
         <w:rPr>
@@ -17048,24 +17203,60 @@
           <w14:ligatures w14:val="none"/>
         </w:rPr>
         <w:br/>
-        <w:t>Student ID : 3245</w:t>
-      </w:r>
-      <w:r>
-        <w:rPr>
-          <w:rFonts w:ascii="Times New Roman" w:eastAsia="Times New Roman" w:hAnsi="Times New Roman" w:cs="Times New Roman"/>
-          <w:kern w:val="0"/>
-          <w14:ligatures w14:val="none"/>
-        </w:rPr>
-        <w:br/>
-      </w:r>
-      <w:r>
-        <w:rPr>
-          <w:rFonts w:ascii="Times New Roman" w:eastAsia="Times New Roman" w:hAnsi="Times New Roman" w:cs="Times New Roman"/>
-          <w:kern w:val="0"/>
-          <w14:ligatures w14:val="none"/>
-        </w:rPr>
-        <w:br/>
-        <w:t>OTP Sent : 195724</w:t>
+        <w:t xml:space="preserve">Student </w:t>
+      </w:r>
+      <w:proofErr w:type="gramStart"/>
+      <w:r>
+        <w:rPr>
+          <w:rFonts w:ascii="Times New Roman" w:eastAsia="Times New Roman" w:hAnsi="Times New Roman" w:cs="Times New Roman"/>
+          <w:kern w:val="0"/>
+          <w14:ligatures w14:val="none"/>
+        </w:rPr>
+        <w:t>ID :</w:t>
+      </w:r>
+      <w:proofErr w:type="gramEnd"/>
+      <w:r>
+        <w:rPr>
+          <w:rFonts w:ascii="Times New Roman" w:eastAsia="Times New Roman" w:hAnsi="Times New Roman" w:cs="Times New Roman"/>
+          <w:kern w:val="0"/>
+          <w14:ligatures w14:val="none"/>
+        </w:rPr>
+        <w:t xml:space="preserve"> 3245</w:t>
+      </w:r>
+      <w:r>
+        <w:rPr>
+          <w:rFonts w:ascii="Times New Roman" w:eastAsia="Times New Roman" w:hAnsi="Times New Roman" w:cs="Times New Roman"/>
+          <w:kern w:val="0"/>
+          <w14:ligatures w14:val="none"/>
+        </w:rPr>
+        <w:br/>
+      </w:r>
+      <w:r>
+        <w:rPr>
+          <w:rFonts w:ascii="Times New Roman" w:eastAsia="Times New Roman" w:hAnsi="Times New Roman" w:cs="Times New Roman"/>
+          <w:kern w:val="0"/>
+          <w14:ligatures w14:val="none"/>
+        </w:rPr>
+        <w:br/>
+        <w:t xml:space="preserve">OTP </w:t>
+      </w:r>
+      <w:proofErr w:type="gramStart"/>
+      <w:r>
+        <w:rPr>
+          <w:rFonts w:ascii="Times New Roman" w:eastAsia="Times New Roman" w:hAnsi="Times New Roman" w:cs="Times New Roman"/>
+          <w:kern w:val="0"/>
+          <w14:ligatures w14:val="none"/>
+        </w:rPr>
+        <w:t>Sent :</w:t>
+      </w:r>
+      <w:proofErr w:type="gramEnd"/>
+      <w:r>
+        <w:rPr>
+          <w:rFonts w:ascii="Times New Roman" w:eastAsia="Times New Roman" w:hAnsi="Times New Roman" w:cs="Times New Roman"/>
+          <w:kern w:val="0"/>
+          <w14:ligatures w14:val="none"/>
+        </w:rPr>
+        <w:t xml:space="preserve"> 195724</w:t>
       </w:r>
       <w:r>
         <w:rPr>
@@ -17116,24 +17307,60 @@
           <w14:ligatures w14:val="none"/>
         </w:rPr>
         <w:br/>
-        <w:t>Student ID : 1123</w:t>
-      </w:r>
-      <w:r>
-        <w:rPr>
-          <w:rFonts w:ascii="Times New Roman" w:eastAsia="Times New Roman" w:hAnsi="Times New Roman" w:cs="Times New Roman"/>
-          <w:kern w:val="0"/>
-          <w14:ligatures w14:val="none"/>
-        </w:rPr>
-        <w:br/>
-      </w:r>
-      <w:r>
-        <w:rPr>
-          <w:rFonts w:ascii="Times New Roman" w:eastAsia="Times New Roman" w:hAnsi="Times New Roman" w:cs="Times New Roman"/>
-          <w:kern w:val="0"/>
-          <w14:ligatures w14:val="none"/>
-        </w:rPr>
-        <w:br/>
-        <w:t>OTP Sent : 908412</w:t>
+        <w:t xml:space="preserve">Student </w:t>
+      </w:r>
+      <w:proofErr w:type="gramStart"/>
+      <w:r>
+        <w:rPr>
+          <w:rFonts w:ascii="Times New Roman" w:eastAsia="Times New Roman" w:hAnsi="Times New Roman" w:cs="Times New Roman"/>
+          <w:kern w:val="0"/>
+          <w14:ligatures w14:val="none"/>
+        </w:rPr>
+        <w:t>ID :</w:t>
+      </w:r>
+      <w:proofErr w:type="gramEnd"/>
+      <w:r>
+        <w:rPr>
+          <w:rFonts w:ascii="Times New Roman" w:eastAsia="Times New Roman" w:hAnsi="Times New Roman" w:cs="Times New Roman"/>
+          <w:kern w:val="0"/>
+          <w14:ligatures w14:val="none"/>
+        </w:rPr>
+        <w:t xml:space="preserve"> 1123</w:t>
+      </w:r>
+      <w:r>
+        <w:rPr>
+          <w:rFonts w:ascii="Times New Roman" w:eastAsia="Times New Roman" w:hAnsi="Times New Roman" w:cs="Times New Roman"/>
+          <w:kern w:val="0"/>
+          <w14:ligatures w14:val="none"/>
+        </w:rPr>
+        <w:br/>
+      </w:r>
+      <w:r>
+        <w:rPr>
+          <w:rFonts w:ascii="Times New Roman" w:eastAsia="Times New Roman" w:hAnsi="Times New Roman" w:cs="Times New Roman"/>
+          <w:kern w:val="0"/>
+          <w14:ligatures w14:val="none"/>
+        </w:rPr>
+        <w:br/>
+        <w:t xml:space="preserve">OTP </w:t>
+      </w:r>
+      <w:proofErr w:type="gramStart"/>
+      <w:r>
+        <w:rPr>
+          <w:rFonts w:ascii="Times New Roman" w:eastAsia="Times New Roman" w:hAnsi="Times New Roman" w:cs="Times New Roman"/>
+          <w:kern w:val="0"/>
+          <w14:ligatures w14:val="none"/>
+        </w:rPr>
+        <w:t>Sent :</w:t>
+      </w:r>
+      <w:proofErr w:type="gramEnd"/>
+      <w:r>
+        <w:rPr>
+          <w:rFonts w:ascii="Times New Roman" w:eastAsia="Times New Roman" w:hAnsi="Times New Roman" w:cs="Times New Roman"/>
+          <w:kern w:val="0"/>
+          <w14:ligatures w14:val="none"/>
+        </w:rPr>
+        <w:t xml:space="preserve"> 908412</w:t>
       </w:r>
       <w:r>
         <w:rPr>
@@ -17170,7 +17397,7 @@
           <w14:ligatures w14:val="none"/>
         </w:rPr>
         <w:pict w14:anchorId="1B1455C5">
-          <v:rect id="_x0000_i1276" style="width:0;height:1.5pt" o:hralign="center" o:hrstd="t" o:hr="t" fillcolor="#a0a0a0" stroked="f"/>
+          <v:rect id="_x0000_i1059" style="width:0;height:1.5pt" o:hralign="center" o:hrstd="t" o:hr="t" fillcolor="#a0a0a0" stroked="f"/>
         </w:pict>
       </w:r>
     </w:p>
@@ -17334,7 +17561,25 @@
           <w:kern w:val="0"/>
           <w14:ligatures w14:val="none"/>
         </w:rPr>
-        <w:t xml:space="preserve">) instead of delay(), allowing continuous keypad input. </w:t>
+        <w:t xml:space="preserve">) instead of </w:t>
+      </w:r>
+      <w:proofErr w:type="gramStart"/>
+      <w:r>
+        <w:rPr>
+          <w:rFonts w:ascii="Times New Roman" w:eastAsia="Times New Roman" w:hAnsi="Times New Roman" w:cs="Times New Roman"/>
+          <w:kern w:val="0"/>
+          <w14:ligatures w14:val="none"/>
+        </w:rPr>
+        <w:t>delay(</w:t>
+      </w:r>
+      <w:proofErr w:type="gramEnd"/>
+      <w:r>
+        <w:rPr>
+          <w:rFonts w:ascii="Times New Roman" w:eastAsia="Times New Roman" w:hAnsi="Times New Roman" w:cs="Times New Roman"/>
+          <w:kern w:val="0"/>
+          <w14:ligatures w14:val="none"/>
+        </w:rPr>
+        <w:t xml:space="preserve">), allowing continuous keypad input. </w:t>
       </w:r>
     </w:p>
     <w:p>
@@ -17489,7 +17734,7 @@
           <w14:ligatures w14:val="none"/>
         </w:rPr>
         <w:pict w14:anchorId="762B28F3">
-          <v:rect id="_x0000_i1277" style="width:0;height:1.5pt" o:hralign="center" o:hrstd="t" o:hr="t" fillcolor="#a0a0a0" stroked="f"/>
+          <v:rect id="_x0000_i1060" style="width:0;height:1.5pt" o:hralign="center" o:hrstd="t" o:hr="t" fillcolor="#a0a0a0" stroked="f"/>
         </w:pict>
       </w:r>
     </w:p>
@@ -17635,7 +17880,7 @@
           <w14:ligatures w14:val="none"/>
         </w:rPr>
         <w:pict w14:anchorId="2DCA3DB2">
-          <v:rect id="_x0000_i1382" style="width:0;height:1.5pt" o:hralign="center" o:hrstd="t" o:hr="t" fillcolor="#a0a0a0" stroked="f"/>
+          <v:rect id="_x0000_i1061" style="width:0;height:1.5pt" o:hralign="center" o:hrstd="t" o:hr="t" fillcolor="#a0a0a0" stroked="f"/>
         </w:pict>
       </w:r>
     </w:p>
@@ -17942,7 +18187,7 @@
           <w14:ligatures w14:val="none"/>
         </w:rPr>
         <w:pict w14:anchorId="42AD92E1">
-          <v:rect id="_x0000_i1383" style="width:0;height:1.5pt" o:hralign="center" o:hrstd="t" o:hr="t" fillcolor="#a0a0a0" stroked="f"/>
+          <v:rect id="_x0000_i1062" style="width:0;height:1.5pt" o:hralign="center" o:hrstd="t" o:hr="t" fillcolor="#a0a0a0" stroked="f"/>
         </w:pict>
       </w:r>
     </w:p>
@@ -18497,7 +18742,7 @@
           <w14:ligatures w14:val="none"/>
         </w:rPr>
         <w:pict w14:anchorId="17E8AAF1">
-          <v:rect id="_x0000_i1384" style="width:0;height:1.5pt" o:hralign="center" o:hrstd="t" o:hr="t" fillcolor="#a0a0a0" stroked="f"/>
+          <v:rect id="_x0000_i1063" style="width:0;height:1.5pt" o:hralign="center" o:hrstd="t" o:hr="t" fillcolor="#a0a0a0" stroked="f"/>
         </w:pict>
       </w:r>
     </w:p>
@@ -18704,7 +18949,7 @@
           <w14:ligatures w14:val="none"/>
         </w:rPr>
         <w:pict w14:anchorId="53F293ED">
-          <v:rect id="_x0000_i1385" style="width:0;height:1.5pt" o:hralign="center" o:hrstd="t" o:hr="t" fillcolor="#a0a0a0" stroked="f"/>
+          <v:rect id="_x0000_i1064" style="width:0;height:1.5pt" o:hralign="center" o:hrstd="t" o:hr="t" fillcolor="#a0a0a0" stroked="f"/>
         </w:pict>
       </w:r>
     </w:p>
@@ -19173,7 +19418,7 @@
           <w14:ligatures w14:val="none"/>
         </w:rPr>
         <w:pict w14:anchorId="1C21C3AA">
-          <v:rect id="_x0000_i1386" style="width:0;height:1.5pt" o:hralign="center" o:hrstd="t" o:hr="t" fillcolor="#a0a0a0" stroked="f"/>
+          <v:rect id="_x0000_i1065" style="width:0;height:1.5pt" o:hralign="center" o:hrstd="t" o:hr="t" fillcolor="#a0a0a0" stroked="f"/>
         </w:pict>
       </w:r>
     </w:p>
@@ -19438,7 +19683,7 @@
           <w14:ligatures w14:val="none"/>
         </w:rPr>
         <w:pict w14:anchorId="565C1F0F">
-          <v:rect id="_x0000_i1387" style="width:0;height:1.5pt" o:hralign="center" o:hrstd="t" o:hr="t" fillcolor="#a0a0a0" stroked="f"/>
+          <v:rect id="_x0000_i1066" style="width:0;height:1.5pt" o:hralign="center" o:hrstd="t" o:hr="t" fillcolor="#a0a0a0" stroked="f"/>
         </w:pict>
       </w:r>
     </w:p>
@@ -19869,7 +20114,7 @@
           <w14:ligatures w14:val="none"/>
         </w:rPr>
         <w:pict w14:anchorId="2720552C">
-          <v:rect id="_x0000_i1388" style="width:0;height:1.5pt" o:hralign="center" o:hrstd="t" o:hr="t" fillcolor="#a0a0a0" stroked="f"/>
+          <v:rect id="_x0000_i1067" style="width:0;height:1.5pt" o:hralign="center" o:hrstd="t" o:hr="t" fillcolor="#a0a0a0" stroked="f"/>
         </w:pict>
       </w:r>
     </w:p>
@@ -20005,9 +20250,19 @@
           <w14:ligatures w14:val="none"/>
         </w:rPr>
         <w:br/>
-        <w:t>int sensitivity = map(</w:t>
+        <w:t xml:space="preserve">int sensitivity = </w:t>
+      </w:r>
+      <w:proofErr w:type="gramStart"/>
+      <w:r>
+        <w:rPr>
+          <w:rFonts w:ascii="Times New Roman" w:eastAsia="Times New Roman" w:hAnsi="Times New Roman" w:cs="Times New Roman"/>
+          <w:kern w:val="0"/>
+          <w14:ligatures w14:val="none"/>
+        </w:rPr>
+        <w:t>map(</w:t>
       </w:r>
       <w:proofErr w:type="spellStart"/>
+      <w:proofErr w:type="gramEnd"/>
       <w:r>
         <w:rPr>
           <w:rFonts w:ascii="Times New Roman" w:eastAsia="Times New Roman" w:hAnsi="Times New Roman" w:cs="Times New Roman"/>
@@ -20062,7 +20317,7 @@
           <w14:ligatures w14:val="none"/>
         </w:rPr>
         <w:pict w14:anchorId="1E7040D8">
-          <v:rect id="_x0000_i1389" style="width:0;height:1.5pt" o:hralign="center" o:hrstd="t" o:hr="t" fillcolor="#a0a0a0" stroked="f"/>
+          <v:rect id="_x0000_i1068" style="width:0;height:1.5pt" o:hralign="center" o:hrstd="t" o:hr="t" fillcolor="#a0a0a0" stroked="f"/>
         </w:pict>
       </w:r>
     </w:p>
@@ -20469,7 +20724,7 @@
           <w14:ligatures w14:val="none"/>
         </w:rPr>
         <w:pict w14:anchorId="5374595D">
-          <v:rect id="_x0000_i1390" style="width:0;height:1.5pt" o:hralign="center" o:hrstd="t" o:hr="t" fillcolor="#a0a0a0" stroked="f"/>
+          <v:rect id="_x0000_i1069" style="width:0;height:1.5pt" o:hralign="center" o:hrstd="t" o:hr="t" fillcolor="#a0a0a0" stroked="f"/>
         </w:pict>
       </w:r>
     </w:p>
@@ -20651,7 +20906,7 @@
           <w14:ligatures w14:val="none"/>
         </w:rPr>
         <w:pict w14:anchorId="319515C9">
-          <v:rect id="_x0000_i1391" style="width:0;height:1.5pt" o:hralign="center" o:hrstd="t" o:hr="t" fillcolor="#a0a0a0" stroked="f"/>
+          <v:rect id="_x0000_i1070" style="width:0;height:1.5pt" o:hralign="center" o:hrstd="t" o:hr="t" fillcolor="#a0a0a0" stroked="f"/>
         </w:pict>
       </w:r>
     </w:p>
@@ -22188,7 +22443,7 @@
           <w14:ligatures w14:val="none"/>
         </w:rPr>
         <w:pict w14:anchorId="3F71810F">
-          <v:rect id="_x0000_i1392" style="width:0;height:1.5pt" o:hralign="center" o:hrstd="t" o:hr="t" fillcolor="#a0a0a0" stroked="f"/>
+          <v:rect id="_x0000_i1071" style="width:0;height:1.5pt" o:hralign="center" o:hrstd="t" o:hr="t" fillcolor="#a0a0a0" stroked="f"/>
         </w:pict>
       </w:r>
     </w:p>
@@ -22404,7 +22659,7 @@
           <w14:ligatures w14:val="none"/>
         </w:rPr>
         <w:pict w14:anchorId="0070E968">
-          <v:rect id="_x0000_i1393" style="width:0;height:1.5pt" o:hralign="center" o:hrstd="t" o:hr="t" fillcolor="#a0a0a0" stroked="f"/>
+          <v:rect id="_x0000_i1072" style="width:0;height:1.5pt" o:hralign="center" o:hrstd="t" o:hr="t" fillcolor="#a0a0a0" stroked="f"/>
         </w:pict>
       </w:r>
     </w:p>
@@ -22570,7 +22825,7 @@
           <w14:ligatures w14:val="none"/>
         </w:rPr>
         <w:pict w14:anchorId="06B6DCCD">
-          <v:rect id="_x0000_i1394" style="width:0;height:1.5pt" o:hralign="center" o:hrstd="t" o:hr="t" fillcolor="#a0a0a0" stroked="f"/>
+          <v:rect id="_x0000_i1073" style="width:0;height:1.5pt" o:hralign="center" o:hrstd="t" o:hr="t" fillcolor="#a0a0a0" stroked="f"/>
         </w:pict>
       </w:r>
     </w:p>
@@ -22667,7 +22922,7 @@
           <w14:ligatures w14:val="none"/>
         </w:rPr>
         <w:pict w14:anchorId="304169C9">
-          <v:rect id="_x0000_i1395" style="width:0;height:1.5pt" o:hralign="center" o:hrstd="t" o:hr="t" fillcolor="#a0a0a0" stroked="f"/>
+          <v:rect id="_x0000_i1074" style="width:0;height:1.5pt" o:hralign="center" o:hrstd="t" o:hr="t" fillcolor="#a0a0a0" stroked="f"/>
         </w:pict>
       </w:r>
     </w:p>
@@ -22959,7 +23214,7 @@
           <w14:ligatures w14:val="none"/>
         </w:rPr>
         <w:pict w14:anchorId="588403AC">
-          <v:rect id="_x0000_i1396" style="width:0;height:1.5pt" o:hralign="center" o:hrstd="t" o:hr="t" fillcolor="#a0a0a0" stroked="f"/>
+          <v:rect id="_x0000_i1075" style="width:0;height:1.5pt" o:hralign="center" o:hrstd="t" o:hr="t" fillcolor="#a0a0a0" stroked="f"/>
         </w:pict>
       </w:r>
     </w:p>
@@ -23061,7 +23316,7 @@
       </w:pPr>
       <w:r>
         <w:pict w14:anchorId="40F8FCD0">
-          <v:rect id="_x0000_i1502" style="width:0;height:1.5pt" o:hralign="center" o:hrstd="t" o:hr="t" fillcolor="#a0a0a0" stroked="f"/>
+          <v:rect id="_x0000_i1076" style="width:0;height:1.5pt" o:hralign="center" o:hrstd="t" o:hr="t" fillcolor="#a0a0a0" stroked="f"/>
         </w:pict>
       </w:r>
     </w:p>
@@ -23272,7 +23527,7 @@
       <w:r>
         <w:lastRenderedPageBreak/>
         <w:pict w14:anchorId="2B0781D1">
-          <v:rect id="_x0000_i1503" style="width:0;height:1.5pt" o:hralign="center" o:hrstd="t" o:hr="t" fillcolor="#a0a0a0" stroked="f"/>
+          <v:rect id="_x0000_i1077" style="width:0;height:1.5pt" o:hralign="center" o:hrstd="t" o:hr="t" fillcolor="#a0a0a0" stroked="f"/>
         </w:pict>
       </w:r>
     </w:p>
@@ -23625,7 +23880,7 @@
       </w:pPr>
       <w:r>
         <w:pict w14:anchorId="5A0C08FD">
-          <v:rect id="_x0000_i1504" style="width:0;height:1.5pt" o:hralign="center" o:hrstd="t" o:hr="t" fillcolor="#a0a0a0" stroked="f"/>
+          <v:rect id="_x0000_i1078" style="width:0;height:1.5pt" o:hralign="center" o:hrstd="t" o:hr="t" fillcolor="#a0a0a0" stroked="f"/>
         </w:pict>
       </w:r>
     </w:p>
@@ -23716,11 +23971,11 @@
       </w:r>
       <w:proofErr w:type="gramStart"/>
       <w:r>
-        <w:t xml:space="preserve">   (</w:t>
+        <w:t xml:space="preserve">   (LED)  (LED)   </w:t>
       </w:r>
       <w:proofErr w:type="gramEnd"/>
       <w:r>
-        <w:t>LED)  (LED)    (LED)</w:t>
+        <w:t xml:space="preserve"> (LED)</w:t>
       </w:r>
       <w:r>
         <w:br/>
@@ -23766,7 +24021,7 @@
       <w:r>
         <w:lastRenderedPageBreak/>
         <w:pict w14:anchorId="1AC1B87D">
-          <v:rect id="_x0000_i1505" style="width:0;height:1.5pt" o:hralign="center" o:hrstd="t" o:hr="t" fillcolor="#a0a0a0" stroked="f"/>
+          <v:rect id="_x0000_i1079" style="width:0;height:1.5pt" o:hralign="center" o:hrstd="t" o:hr="t" fillcolor="#a0a0a0" stroked="f"/>
         </w:pict>
       </w:r>
     </w:p>
@@ -24106,7 +24361,7 @@
       </w:pPr>
       <w:r>
         <w:pict w14:anchorId="14CF6070">
-          <v:rect id="_x0000_i1506" style="width:0;height:1.5pt" o:hralign="center" o:hrstd="t" o:hr="t" fillcolor="#a0a0a0" stroked="f"/>
+          <v:rect id="_x0000_i1080" style="width:0;height:1.5pt" o:hralign="center" o:hrstd="t" o:hr="t" fillcolor="#a0a0a0" stroked="f"/>
         </w:pict>
       </w:r>
     </w:p>
@@ -24321,7 +24576,7 @@
       </w:pPr>
       <w:r>
         <w:pict w14:anchorId="72B37809">
-          <v:rect id="_x0000_i1507" style="width:0;height:1.5pt" o:hralign="center" o:hrstd="t" o:hr="t" fillcolor="#a0a0a0" stroked="f"/>
+          <v:rect id="_x0000_i1081" style="width:0;height:1.5pt" o:hralign="center" o:hrstd="t" o:hr="t" fillcolor="#a0a0a0" stroked="f"/>
         </w:pict>
       </w:r>
     </w:p>
@@ -24943,7 +25198,7 @@
       </w:pPr>
       <w:r>
         <w:pict w14:anchorId="6A10D8D1">
-          <v:rect id="_x0000_i1508" style="width:0;height:1.5pt" o:hralign="center" o:hrstd="t" o:hr="t" fillcolor="#a0a0a0" stroked="f"/>
+          <v:rect id="_x0000_i1082" style="width:0;height:1.5pt" o:hralign="center" o:hrstd="t" o:hr="t" fillcolor="#a0a0a0" stroked="f"/>
         </w:pict>
       </w:r>
     </w:p>
@@ -25008,12 +25263,17 @@
         <w:t xml:space="preserve">samples[index] = </w:t>
       </w:r>
       <w:proofErr w:type="spellStart"/>
+      <w:proofErr w:type="gramStart"/>
       <w:r>
         <w:t>analogRead</w:t>
       </w:r>
       <w:proofErr w:type="spellEnd"/>
       <w:r>
-        <w:t>(LDR);</w:t>
+        <w:t>(</w:t>
+      </w:r>
+      <w:proofErr w:type="gramEnd"/>
+      <w:r>
+        <w:t>LDR);</w:t>
       </w:r>
       <w:r>
         <w:br/>
@@ -25031,7 +25291,14 @@
       </w:r>
       <w:r>
         <w:br/>
-        <w:t xml:space="preserve">for(int </w:t>
+      </w:r>
+      <w:proofErr w:type="gramStart"/>
+      <w:r>
+        <w:t>for(</w:t>
+      </w:r>
+      <w:proofErr w:type="gramEnd"/>
+      <w:r>
+        <w:t xml:space="preserve">int </w:t>
       </w:r>
       <w:proofErr w:type="spellStart"/>
       <w:r>
@@ -25083,7 +25350,7 @@
       </w:pPr>
       <w:r>
         <w:pict w14:anchorId="235ACB54">
-          <v:rect id="_x0000_i1509" style="width:0;height:1.5pt" o:hralign="center" o:hrstd="t" o:hr="t" fillcolor="#a0a0a0" stroked="f"/>
+          <v:rect id="_x0000_i1083" style="width:0;height:1.5pt" o:hralign="center" o:hrstd="t" o:hr="t" fillcolor="#a0a0a0" stroked="f"/>
         </w:pict>
       </w:r>
     </w:p>
@@ -25370,7 +25637,7 @@
       </w:pPr>
       <w:r>
         <w:pict w14:anchorId="6D372397">
-          <v:rect id="_x0000_i1510" style="width:0;height:1.5pt" o:hralign="center" o:hrstd="t" o:hr="t" fillcolor="#a0a0a0" stroked="f"/>
+          <v:rect id="_x0000_i1084" style="width:0;height:1.5pt" o:hralign="center" o:hrstd="t" o:hr="t" fillcolor="#a0a0a0" stroked="f"/>
         </w:pict>
       </w:r>
     </w:p>
@@ -26113,7 +26380,7 @@
       </w:pPr>
       <w:r>
         <w:pict w14:anchorId="775D3C08">
-          <v:rect id="_x0000_i1511" style="width:0;height:1.5pt" o:hralign="center" o:hrstd="t" o:hr="t" fillcolor="#a0a0a0" stroked="f"/>
+          <v:rect id="_x0000_i1085" style="width:0;height:1.5pt" o:hralign="center" o:hrstd="t" o:hr="t" fillcolor="#a0a0a0" stroked="f"/>
         </w:pict>
       </w:r>
     </w:p>
@@ -26229,7 +26496,7 @@
       </w:pPr>
       <w:r>
         <w:pict w14:anchorId="4ED4F990">
-          <v:rect id="_x0000_i1512" style="width:0;height:1.5pt" o:hralign="center" o:hrstd="t" o:hr="t" fillcolor="#a0a0a0" stroked="f"/>
+          <v:rect id="_x0000_i1086" style="width:0;height:1.5pt" o:hralign="center" o:hrstd="t" o:hr="t" fillcolor="#a0a0a0" stroked="f"/>
         </w:pict>
       </w:r>
     </w:p>
@@ -26429,7 +26696,7 @@
       </w:pPr>
       <w:r>
         <w:pict w14:anchorId="5B76F07D">
-          <v:rect id="_x0000_i1513" style="width:0;height:1.5pt" o:hralign="center" o:hrstd="t" o:hr="t" fillcolor="#a0a0a0" stroked="f"/>
+          <v:rect id="_x0000_i1087" style="width:0;height:1.5pt" o:hralign="center" o:hrstd="t" o:hr="t" fillcolor="#a0a0a0" stroked="f"/>
         </w:pict>
       </w:r>
     </w:p>
@@ -26467,37 +26734,72 @@
       <w:r>
         <w:br/>
       </w:r>
+      <w:proofErr w:type="gramStart"/>
       <w:r>
         <w:lastRenderedPageBreak/>
-        <w:t>Humidity : 65%</w:t>
-      </w:r>
-      <w:r>
-        <w:br/>
-      </w:r>
-      <w:r>
-        <w:br/>
-        <w:t>Light Average : 1720</w:t>
-      </w:r>
-      <w:r>
-        <w:br/>
-      </w:r>
-      <w:r>
-        <w:br/>
-        <w:t>Heater : OFF</w:t>
-      </w:r>
-      <w:r>
-        <w:br/>
-      </w:r>
-      <w:r>
-        <w:br/>
-        <w:t>Fan : OFF</w:t>
-      </w:r>
-      <w:r>
-        <w:br/>
-      </w:r>
-      <w:r>
-        <w:br/>
-        <w:t>Grow Light : OFF</w:t>
+        <w:t>Humidity :</w:t>
+      </w:r>
+      <w:proofErr w:type="gramEnd"/>
+      <w:r>
+        <w:t xml:space="preserve"> 65%</w:t>
+      </w:r>
+      <w:r>
+        <w:br/>
+      </w:r>
+      <w:r>
+        <w:br/>
+        <w:t xml:space="preserve">Light </w:t>
+      </w:r>
+      <w:proofErr w:type="gramStart"/>
+      <w:r>
+        <w:t>Average :</w:t>
+      </w:r>
+      <w:proofErr w:type="gramEnd"/>
+      <w:r>
+        <w:t xml:space="preserve"> 1720</w:t>
+      </w:r>
+      <w:r>
+        <w:br/>
+      </w:r>
+      <w:r>
+        <w:br/>
+      </w:r>
+      <w:proofErr w:type="gramStart"/>
+      <w:r>
+        <w:t>Heater :</w:t>
+      </w:r>
+      <w:proofErr w:type="gramEnd"/>
+      <w:r>
+        <w:t xml:space="preserve"> OFF</w:t>
+      </w:r>
+      <w:r>
+        <w:br/>
+      </w:r>
+      <w:r>
+        <w:br/>
+      </w:r>
+      <w:proofErr w:type="gramStart"/>
+      <w:r>
+        <w:t>Fan :</w:t>
+      </w:r>
+      <w:proofErr w:type="gramEnd"/>
+      <w:r>
+        <w:t xml:space="preserve"> OFF</w:t>
+      </w:r>
+      <w:r>
+        <w:br/>
+      </w:r>
+      <w:r>
+        <w:br/>
+        <w:t xml:space="preserve">Grow </w:t>
+      </w:r>
+      <w:proofErr w:type="gramStart"/>
+      <w:r>
+        <w:t>Light :</w:t>
+      </w:r>
+      <w:proofErr w:type="gramEnd"/>
+      <w:r>
+        <w:t xml:space="preserve"> OFF</w:t>
       </w:r>
       <w:r>
         <w:br/>
@@ -26511,42 +26813,86 @@
       </w:r>
       <w:r>
         <w:br/>
-        <w:t>Temperature : 17.2°C</w:t>
-      </w:r>
-      <w:r>
-        <w:br/>
-      </w:r>
-      <w:r>
-        <w:br/>
-        <w:t>Humidity : 61%</w:t>
-      </w:r>
-      <w:r>
-        <w:br/>
-      </w:r>
-      <w:r>
-        <w:br/>
-        <w:t>Light Average : 950</w:t>
-      </w:r>
-      <w:r>
-        <w:br/>
-      </w:r>
-      <w:r>
-        <w:br/>
-        <w:t>Heater : ON</w:t>
-      </w:r>
-      <w:r>
-        <w:br/>
-      </w:r>
-      <w:r>
-        <w:br/>
-        <w:t>Fan : OFF</w:t>
-      </w:r>
-      <w:r>
-        <w:br/>
-      </w:r>
-      <w:r>
-        <w:br/>
-        <w:t>Grow Light : ON</w:t>
+      </w:r>
+      <w:proofErr w:type="gramStart"/>
+      <w:r>
+        <w:t>Temperature :</w:t>
+      </w:r>
+      <w:proofErr w:type="gramEnd"/>
+      <w:r>
+        <w:t xml:space="preserve"> 17.2°C</w:t>
+      </w:r>
+      <w:r>
+        <w:br/>
+      </w:r>
+      <w:r>
+        <w:br/>
+      </w:r>
+      <w:proofErr w:type="gramStart"/>
+      <w:r>
+        <w:t>Humidity :</w:t>
+      </w:r>
+      <w:proofErr w:type="gramEnd"/>
+      <w:r>
+        <w:t xml:space="preserve"> 61%</w:t>
+      </w:r>
+      <w:r>
+        <w:br/>
+      </w:r>
+      <w:r>
+        <w:br/>
+        <w:t xml:space="preserve">Light </w:t>
+      </w:r>
+      <w:proofErr w:type="gramStart"/>
+      <w:r>
+        <w:t>Average :</w:t>
+      </w:r>
+      <w:proofErr w:type="gramEnd"/>
+      <w:r>
+        <w:t xml:space="preserve"> 950</w:t>
+      </w:r>
+      <w:r>
+        <w:br/>
+      </w:r>
+      <w:r>
+        <w:br/>
+      </w:r>
+      <w:proofErr w:type="gramStart"/>
+      <w:r>
+        <w:t>Heater :</w:t>
+      </w:r>
+      <w:proofErr w:type="gramEnd"/>
+      <w:r>
+        <w:t xml:space="preserve"> ON</w:t>
+      </w:r>
+      <w:r>
+        <w:br/>
+      </w:r>
+      <w:r>
+        <w:br/>
+      </w:r>
+      <w:proofErr w:type="gramStart"/>
+      <w:r>
+        <w:t>Fan :</w:t>
+      </w:r>
+      <w:proofErr w:type="gramEnd"/>
+      <w:r>
+        <w:t xml:space="preserve"> OFF</w:t>
+      </w:r>
+      <w:r>
+        <w:br/>
+      </w:r>
+      <w:r>
+        <w:br/>
+        <w:t xml:space="preserve">Grow </w:t>
+      </w:r>
+      <w:proofErr w:type="gramStart"/>
+      <w:r>
+        <w:t>Light :</w:t>
+      </w:r>
+      <w:proofErr w:type="gramEnd"/>
+      <w:r>
+        <w:t xml:space="preserve"> ON</w:t>
       </w:r>
     </w:p>
     <w:p>
@@ -26555,7 +26901,7 @@
       </w:pPr>
       <w:r>
         <w:pict w14:anchorId="7CF4C9D1">
-          <v:rect id="_x0000_i1514" style="width:0;height:1.5pt" o:hralign="center" o:hrstd="t" o:hr="t" fillcolor="#a0a0a0" stroked="f"/>
+          <v:rect id="_x0000_i1088" style="width:0;height:1.5pt" o:hralign="center" o:hrstd="t" o:hr="t" fillcolor="#a0a0a0" stroked="f"/>
         </w:pict>
       </w:r>
     </w:p>
@@ -26924,49 +27270,77 @@
       </w:r>
       <w:proofErr w:type="spellStart"/>
       <w:r>
-        <w:t>c_str</w:t>
+        <w:t>c_</w:t>
+      </w:r>
+      <w:proofErr w:type="gramStart"/>
+      <w:r>
+        <w:t>str</w:t>
       </w:r>
       <w:proofErr w:type="spellEnd"/>
       <w:r>
-        <w:t>());</w:t>
+        <w:t>(</w:t>
+      </w:r>
+      <w:proofErr w:type="gramEnd"/>
+      <w:r>
+        <w:t>));</w:t>
       </w:r>
       <w:r>
         <w:br/>
       </w:r>
       <w:proofErr w:type="spellStart"/>
+      <w:proofErr w:type="gramStart"/>
       <w:r>
         <w:t>client.publish</w:t>
       </w:r>
       <w:proofErr w:type="spellEnd"/>
+      <w:proofErr w:type="gramEnd"/>
       <w:r>
         <w:t>("greenhouse/humidity", String(h).</w:t>
       </w:r>
       <w:proofErr w:type="spellStart"/>
       <w:r>
-        <w:t>c_str</w:t>
+        <w:t>c_</w:t>
+      </w:r>
+      <w:proofErr w:type="gramStart"/>
+      <w:r>
+        <w:t>str</w:t>
       </w:r>
       <w:proofErr w:type="spellEnd"/>
       <w:r>
-        <w:t>());</w:t>
+        <w:t>(</w:t>
+      </w:r>
+      <w:proofErr w:type="gramEnd"/>
+      <w:r>
+        <w:t>));</w:t>
       </w:r>
       <w:r>
         <w:br/>
       </w:r>
       <w:proofErr w:type="spellStart"/>
+      <w:proofErr w:type="gramStart"/>
       <w:r>
         <w:t>client.publish</w:t>
       </w:r>
       <w:proofErr w:type="spellEnd"/>
+      <w:proofErr w:type="gramEnd"/>
       <w:r>
         <w:t>("greenhouse/light", String(light).</w:t>
       </w:r>
       <w:proofErr w:type="spellStart"/>
       <w:r>
-        <w:t>c_str</w:t>
+        <w:t>c_</w:t>
+      </w:r>
+      <w:proofErr w:type="gramStart"/>
+      <w:r>
+        <w:t>str</w:t>
       </w:r>
       <w:proofErr w:type="spellEnd"/>
       <w:r>
-        <w:t>());</w:t>
+        <w:t>(</w:t>
+      </w:r>
+      <w:proofErr w:type="gramEnd"/>
+      <w:r>
+        <w:t>));</w:t>
       </w:r>
     </w:p>
     <w:p>
@@ -26975,7 +27349,7 @@
       </w:pPr>
       <w:r>
         <w:pict w14:anchorId="55EF5208">
-          <v:rect id="_x0000_i1515" style="width:0;height:1.5pt" o:hralign="center" o:hrstd="t" o:hr="t" fillcolor="#a0a0a0" stroked="f"/>
+          <v:rect id="_x0000_i1089" style="width:0;height:1.5pt" o:hralign="center" o:hrstd="t" o:hr="t" fillcolor="#a0a0a0" stroked="f"/>
         </w:pict>
       </w:r>
     </w:p>
@@ -27131,7 +27505,7 @@
       </w:pPr>
       <w:r>
         <w:pict w14:anchorId="592AE787">
-          <v:rect id="_x0000_i1516" style="width:0;height:1.5pt" o:hralign="center" o:hrstd="t" o:hr="t" fillcolor="#a0a0a0" stroked="f"/>
+          <v:rect id="_x0000_i1090" style="width:0;height:1.5pt" o:hralign="center" o:hrstd="t" o:hr="t" fillcolor="#a0a0a0" stroked="f"/>
         </w:pict>
       </w:r>
     </w:p>
@@ -27279,7 +27653,7 @@
       </w:pPr>
       <w:r>
         <w:pict w14:anchorId="125388F3">
-          <v:rect id="_x0000_i1616" style="width:0;height:1.5pt" o:hralign="center" o:hrstd="t" o:hr="t" fillcolor="#a0a0a0" stroked="f"/>
+          <v:rect id="_x0000_i1091" style="width:0;height:1.5pt" o:hralign="center" o:hrstd="t" o:hr="t" fillcolor="#a0a0a0" stroked="f"/>
         </w:pict>
       </w:r>
     </w:p>
@@ -27483,7 +27857,7 @@
       </w:pPr>
       <w:r>
         <w:pict w14:anchorId="29B99856">
-          <v:rect id="_x0000_i1617" style="width:0;height:1.5pt" o:hralign="center" o:hrstd="t" o:hr="t" fillcolor="#a0a0a0" stroked="f"/>
+          <v:rect id="_x0000_i1092" style="width:0;height:1.5pt" o:hralign="center" o:hrstd="t" o:hr="t" fillcolor="#a0a0a0" stroked="f"/>
         </w:pict>
       </w:r>
     </w:p>
@@ -27829,7 +28203,7 @@
       </w:pPr>
       <w:r>
         <w:pict w14:anchorId="5015EEB6">
-          <v:rect id="_x0000_i1618" style="width:0;height:1.5pt" o:hralign="center" o:hrstd="t" o:hr="t" fillcolor="#a0a0a0" stroked="f"/>
+          <v:rect id="_x0000_i1093" style="width:0;height:1.5pt" o:hralign="center" o:hrstd="t" o:hr="t" fillcolor="#a0a0a0" stroked="f"/>
         </w:pict>
       </w:r>
     </w:p>
@@ -27930,7 +28304,15 @@
       </w:r>
       <w:r>
         <w:br/>
-        <w:t xml:space="preserve">        (Chart.js Graph)</w:t>
+        <w:t xml:space="preserve">     </w:t>
+      </w:r>
+      <w:proofErr w:type="gramStart"/>
+      <w:r>
+        <w:t xml:space="preserve">   (</w:t>
+      </w:r>
+      <w:proofErr w:type="gramEnd"/>
+      <w:r>
+        <w:t>Chart.js Graph)</w:t>
       </w:r>
     </w:p>
     <w:p>
@@ -27939,7 +28321,7 @@
       </w:pPr>
       <w:r>
         <w:pict w14:anchorId="7473A34A">
-          <v:rect id="_x0000_i1619" style="width:0;height:1.5pt" o:hralign="center" o:hrstd="t" o:hr="t" fillcolor="#a0a0a0" stroked="f"/>
+          <v:rect id="_x0000_i1094" style="width:0;height:1.5pt" o:hralign="center" o:hrstd="t" o:hr="t" fillcolor="#a0a0a0" stroked="f"/>
         </w:pict>
       </w:r>
     </w:p>
@@ -28245,7 +28627,7 @@
       </w:pPr>
       <w:r>
         <w:pict w14:anchorId="134C52A9">
-          <v:rect id="_x0000_i1620" style="width:0;height:1.5pt" o:hralign="center" o:hrstd="t" o:hr="t" fillcolor="#a0a0a0" stroked="f"/>
+          <v:rect id="_x0000_i1095" style="width:0;height:1.5pt" o:hralign="center" o:hrstd="t" o:hr="t" fillcolor="#a0a0a0" stroked="f"/>
         </w:pict>
       </w:r>
     </w:p>
@@ -28583,7 +28965,7 @@
       </w:pPr>
       <w:r>
         <w:pict w14:anchorId="720BCBC6">
-          <v:rect id="_x0000_i1621" style="width:0;height:1.5pt" o:hralign="center" o:hrstd="t" o:hr="t" fillcolor="#a0a0a0" stroked="f"/>
+          <v:rect id="_x0000_i1096" style="width:0;height:1.5pt" o:hralign="center" o:hrstd="t" o:hr="t" fillcolor="#a0a0a0" stroked="f"/>
         </w:pict>
       </w:r>
     </w:p>
@@ -28724,7 +29106,7 @@
       </w:pPr>
       <w:r>
         <w:pict w14:anchorId="4995557A">
-          <v:rect id="_x0000_i1622" style="width:0;height:1.5pt" o:hralign="center" o:hrstd="t" o:hr="t" fillcolor="#a0a0a0" stroked="f"/>
+          <v:rect id="_x0000_i1097" style="width:0;height:1.5pt" o:hralign="center" o:hrstd="t" o:hr="t" fillcolor="#a0a0a0" stroked="f"/>
         </w:pict>
       </w:r>
     </w:p>
@@ -28961,7 +29343,7 @@
       </w:pPr>
       <w:r>
         <w:pict w14:anchorId="00FD0E8D">
-          <v:rect id="_x0000_i1623" style="width:0;height:1.5pt" o:hralign="center" o:hrstd="t" o:hr="t" fillcolor="#a0a0a0" stroked="f"/>
+          <v:rect id="_x0000_i1098" style="width:0;height:1.5pt" o:hralign="center" o:hrstd="t" o:hr="t" fillcolor="#a0a0a0" stroked="f"/>
         </w:pict>
       </w:r>
     </w:p>
@@ -29592,7 +29974,7 @@
       </w:pPr>
       <w:r>
         <w:pict w14:anchorId="0723F9EA">
-          <v:rect id="_x0000_i1624" style="width:0;height:1.5pt" o:hralign="center" o:hrstd="t" o:hr="t" fillcolor="#a0a0a0" stroked="f"/>
+          <v:rect id="_x0000_i1099" style="width:0;height:1.5pt" o:hralign="center" o:hrstd="t" o:hr="t" fillcolor="#a0a0a0" stroked="f"/>
         </w:pict>
       </w:r>
     </w:p>
@@ -29658,7 +30040,7 @@
       </w:pPr>
       <w:r>
         <w:pict w14:anchorId="0A372C73">
-          <v:rect id="_x0000_i1625" style="width:0;height:1.5pt" o:hralign="center" o:hrstd="t" o:hr="t" fillcolor="#a0a0a0" stroked="f"/>
+          <v:rect id="_x0000_i1100" style="width:0;height:1.5pt" o:hralign="center" o:hrstd="t" o:hr="t" fillcolor="#a0a0a0" stroked="f"/>
         </w:pict>
       </w:r>
     </w:p>
@@ -29763,7 +30145,7 @@
       </w:pPr>
       <w:r>
         <w:pict w14:anchorId="01B0FDBA">
-          <v:rect id="_x0000_i1626" style="width:0;height:1.5pt" o:hralign="center" o:hrstd="t" o:hr="t" fillcolor="#a0a0a0" stroked="f"/>
+          <v:rect id="_x0000_i1101" style="width:0;height:1.5pt" o:hralign="center" o:hrstd="t" o:hr="t" fillcolor="#a0a0a0" stroked="f"/>
         </w:pict>
       </w:r>
     </w:p>
@@ -30042,7 +30424,7 @@
       </w:pPr>
       <w:r>
         <w:pict w14:anchorId="7E027E67">
-          <v:rect id="_x0000_i1627" style="width:0;height:1.5pt" o:hralign="center" o:hrstd="t" o:hr="t" fillcolor="#a0a0a0" stroked="f"/>
+          <v:rect id="_x0000_i1102" style="width:0;height:1.5pt" o:hralign="center" o:hrstd="t" o:hr="t" fillcolor="#a0a0a0" stroked="f"/>
         </w:pict>
       </w:r>
     </w:p>
@@ -30450,7 +30832,7 @@
       </w:pPr>
       <w:r>
         <w:pict w14:anchorId="40B835F6">
-          <v:rect id="_x0000_i1628" style="width:0;height:1.5pt" o:hralign="center" o:hrstd="t" o:hr="t" fillcolor="#a0a0a0" stroked="f"/>
+          <v:rect id="_x0000_i1103" style="width:0;height:1.5pt" o:hralign="center" o:hrstd="t" o:hr="t" fillcolor="#a0a0a0" stroked="f"/>
         </w:pict>
       </w:r>
     </w:p>
@@ -30606,7 +30988,7 @@
       </w:pPr>
       <w:r>
         <w:pict w14:anchorId="75FAECF7">
-          <v:rect id="_x0000_i1629" style="width:0;height:1.5pt" o:hralign="center" o:hrstd="t" o:hr="t" fillcolor="#a0a0a0" stroked="f"/>
+          <v:rect id="_x0000_i1104" style="width:0;height:1.5pt" o:hralign="center" o:hrstd="t" o:hr="t" fillcolor="#a0a0a0" stroked="f"/>
         </w:pict>
       </w:r>
     </w:p>
@@ -30631,15 +31013,7 @@
         <w:ind w:left="360"/>
       </w:pPr>
       <w:r>
-        <w:t xml:space="preserve">The proposed River Water Level Alert System provides an affordable and effective flood early-warning solution. Using an HC-SR04 ultrasonic sensor, ESP32, rolling-average filtering, and threshold-based alerts, it reliably detects rising water levels. Visual and audible alarms, wireless notifications, and a live Chart.js dashboard enable timely monitoring and rapid response, making the system suitable for flood-prone regions such as the Tawi and </w:t>
-      </w:r>
-      <w:proofErr w:type="gramStart"/>
-      <w:r>
-        <w:t>Chenab river</w:t>
-      </w:r>
-      <w:proofErr w:type="gramEnd"/>
-      <w:r>
-        <w:t xml:space="preserve"> basins.</w:t>
+        <w:t>The proposed River Water Level Alert System provides an affordable and effective flood early-warning solution. Using an HC-SR04 ultrasonic sensor, ESP32, rolling-average filtering, and threshold-based alerts, it reliably detects rising water levels. Visual and audible alarms, wireless notifications, and a live Chart.js dashboard enable timely monitoring and rapid response, making the system suitable for flood-prone regions such as the Tawi and Chenab river basins.</w:t>
       </w:r>
     </w:p>
     <w:p>
@@ -30745,7 +31119,7 @@
     <w:p>
       <w:r>
         <w:pict w14:anchorId="613C512F">
-          <v:rect id="_x0000_i1728" style="width:0;height:1.5pt" o:hralign="center" o:hrstd="t" o:hr="t" fillcolor="#a0a0a0" stroked="f"/>
+          <v:rect id="_x0000_i1105" style="width:0;height:1.5pt" o:hralign="center" o:hrstd="t" o:hr="t" fillcolor="#a0a0a0" stroked="f"/>
         </w:pict>
       </w:r>
     </w:p>
@@ -30950,7 +31324,7 @@
     <w:p>
       <w:r>
         <w:pict w14:anchorId="62036BD6">
-          <v:rect id="_x0000_i1729" style="width:0;height:1.5pt" o:hralign="center" o:hrstd="t" o:hr="t" fillcolor="#a0a0a0" stroked="f"/>
+          <v:rect id="_x0000_i1106" style="width:0;height:1.5pt" o:hralign="center" o:hrstd="t" o:hr="t" fillcolor="#a0a0a0" stroked="f"/>
         </w:pict>
       </w:r>
     </w:p>
@@ -31225,7 +31599,7 @@
     <w:p>
       <w:r>
         <w:pict w14:anchorId="384CE2EF">
-          <v:rect id="_x0000_i1730" style="width:0;height:1.5pt" o:hralign="center" o:hrstd="t" o:hr="t" fillcolor="#a0a0a0" stroked="f"/>
+          <v:rect id="_x0000_i1107" style="width:0;height:1.5pt" o:hralign="center" o:hrstd="t" o:hr="t" fillcolor="#a0a0a0" stroked="f"/>
         </w:pict>
       </w:r>
     </w:p>
@@ -31321,7 +31695,7 @@
     <w:p>
       <w:r>
         <w:pict w14:anchorId="78AABDC4">
-          <v:rect id="_x0000_i1731" style="width:0;height:1.5pt" o:hralign="center" o:hrstd="t" o:hr="t" fillcolor="#a0a0a0" stroked="f"/>
+          <v:rect id="_x0000_i1108" style="width:0;height:1.5pt" o:hralign="center" o:hrstd="t" o:hr="t" fillcolor="#a0a0a0" stroked="f"/>
         </w:pict>
       </w:r>
     </w:p>
@@ -31710,7 +32084,7 @@
     <w:p>
       <w:r>
         <w:pict w14:anchorId="493F0B54">
-          <v:rect id="_x0000_i1732" style="width:0;height:1.5pt" o:hralign="center" o:hrstd="t" o:hr="t" fillcolor="#a0a0a0" stroked="f"/>
+          <v:rect id="_x0000_i1109" style="width:0;height:1.5pt" o:hralign="center" o:hrstd="t" o:hr="t" fillcolor="#a0a0a0" stroked="f"/>
         </w:pict>
       </w:r>
     </w:p>
@@ -31764,7 +32138,15 @@
       </w:r>
       <w:r>
         <w:br/>
-        <w:t>float spo2Samples[5];</w:t>
+        <w:t>float spo2</w:t>
+      </w:r>
+      <w:proofErr w:type="gramStart"/>
+      <w:r>
+        <w:t>Samples[</w:t>
+      </w:r>
+      <w:proofErr w:type="gramEnd"/>
+      <w:r>
+        <w:t>5];</w:t>
       </w:r>
       <w:r>
         <w:br/>
@@ -31925,7 +32307,7 @@
     <w:p>
       <w:r>
         <w:pict w14:anchorId="12A26A90">
-          <v:rect id="_x0000_i1733" style="width:0;height:1.5pt" o:hralign="center" o:hrstd="t" o:hr="t" fillcolor="#a0a0a0" stroked="f"/>
+          <v:rect id="_x0000_i1110" style="width:0;height:1.5pt" o:hralign="center" o:hrstd="t" o:hr="t" fillcolor="#a0a0a0" stroked="f"/>
         </w:pict>
       </w:r>
     </w:p>
@@ -32130,7 +32512,7 @@
     <w:p>
       <w:r>
         <w:pict w14:anchorId="7BDED001">
-          <v:rect id="_x0000_i1734" style="width:0;height:1.5pt" o:hralign="center" o:hrstd="t" o:hr="t" fillcolor="#a0a0a0" stroked="f"/>
+          <v:rect id="_x0000_i1111" style="width:0;height:1.5pt" o:hralign="center" o:hrstd="t" o:hr="t" fillcolor="#a0a0a0" stroked="f"/>
         </w:pict>
       </w:r>
     </w:p>
@@ -32366,7 +32748,7 @@
     <w:p>
       <w:r>
         <w:pict w14:anchorId="2DDEB152">
-          <v:rect id="_x0000_i1735" style="width:0;height:1.5pt" o:hralign="center" o:hrstd="t" o:hr="t" fillcolor="#a0a0a0" stroked="f"/>
+          <v:rect id="_x0000_i1112" style="width:0;height:1.5pt" o:hralign="center" o:hrstd="t" o:hr="t" fillcolor="#a0a0a0" stroked="f"/>
         </w:pict>
       </w:r>
     </w:p>
@@ -32865,7 +33247,7 @@
     <w:p>
       <w:r>
         <w:pict w14:anchorId="53457379">
-          <v:rect id="_x0000_i1736" style="width:0;height:1.5pt" o:hralign="center" o:hrstd="t" o:hr="t" fillcolor="#a0a0a0" stroked="f"/>
+          <v:rect id="_x0000_i1113" style="width:0;height:1.5pt" o:hralign="center" o:hrstd="t" o:hr="t" fillcolor="#a0a0a0" stroked="f"/>
         </w:pict>
       </w:r>
     </w:p>
@@ -32901,14 +33283,29 @@
       </w:r>
       <w:r>
         <w:br/>
-        <w:t>SpO₂ : 98 %</w:t>
-      </w:r>
-      <w:r>
-        <w:br/>
-      </w:r>
-      <w:r>
-        <w:br/>
-        <w:t>Status : NORMAL</w:t>
+        <w:t>SpO</w:t>
+      </w:r>
+      <w:proofErr w:type="gramStart"/>
+      <w:r>
+        <w:t>₂ :</w:t>
+      </w:r>
+      <w:proofErr w:type="gramEnd"/>
+      <w:r>
+        <w:t xml:space="preserve"> 98 %</w:t>
+      </w:r>
+      <w:r>
+        <w:br/>
+      </w:r>
+      <w:r>
+        <w:br/>
+      </w:r>
+      <w:proofErr w:type="gramStart"/>
+      <w:r>
+        <w:t>Status :</w:t>
+      </w:r>
+      <w:proofErr w:type="gramEnd"/>
+      <w:r>
+        <w:t xml:space="preserve"> NORMAL</w:t>
       </w:r>
       <w:r>
         <w:br/>
@@ -32922,21 +33319,44 @@
       </w:r>
       <w:r>
         <w:br/>
-        <w:t>Heart Rate : 49 BPM</w:t>
-      </w:r>
-      <w:r>
-        <w:br/>
-      </w:r>
-      <w:r>
-        <w:br/>
-        <w:t>SpO₂ : 97 %</w:t>
-      </w:r>
-      <w:r>
-        <w:br/>
-      </w:r>
-      <w:r>
-        <w:br/>
-        <w:t>Status : ALERT</w:t>
+        <w:t xml:space="preserve">Heart </w:t>
+      </w:r>
+      <w:proofErr w:type="gramStart"/>
+      <w:r>
+        <w:t>Rate :</w:t>
+      </w:r>
+      <w:proofErr w:type="gramEnd"/>
+      <w:r>
+        <w:t xml:space="preserve"> 49 BPM</w:t>
+      </w:r>
+      <w:r>
+        <w:br/>
+      </w:r>
+      <w:r>
+        <w:br/>
+        <w:t>SpO</w:t>
+      </w:r>
+      <w:proofErr w:type="gramStart"/>
+      <w:r>
+        <w:t>₂ :</w:t>
+      </w:r>
+      <w:proofErr w:type="gramEnd"/>
+      <w:r>
+        <w:t xml:space="preserve"> 97 %</w:t>
+      </w:r>
+      <w:r>
+        <w:br/>
+      </w:r>
+      <w:r>
+        <w:br/>
+      </w:r>
+      <w:proofErr w:type="gramStart"/>
+      <w:r>
+        <w:t>Status :</w:t>
+      </w:r>
+      <w:proofErr w:type="gramEnd"/>
+      <w:r>
+        <w:t xml:space="preserve"> ALERT</w:t>
       </w:r>
       <w:r>
         <w:br/>
@@ -32950,27 +33370,50 @@
       </w:r>
       <w:r>
         <w:br/>
-        <w:t>Heart Rate : 81 BPM</w:t>
-      </w:r>
-      <w:r>
-        <w:br/>
-      </w:r>
-      <w:r>
-        <w:br/>
-        <w:t>SpO₂ : 92 %</w:t>
-      </w:r>
-      <w:r>
-        <w:br/>
-      </w:r>
-      <w:r>
-        <w:br/>
-        <w:t>Status : ALERT</w:t>
+        <w:t xml:space="preserve">Heart </w:t>
+      </w:r>
+      <w:proofErr w:type="gramStart"/>
+      <w:r>
+        <w:t>Rate :</w:t>
+      </w:r>
+      <w:proofErr w:type="gramEnd"/>
+      <w:r>
+        <w:t xml:space="preserve"> 81 BPM</w:t>
+      </w:r>
+      <w:r>
+        <w:br/>
+      </w:r>
+      <w:r>
+        <w:br/>
+        <w:t>SpO</w:t>
+      </w:r>
+      <w:proofErr w:type="gramStart"/>
+      <w:r>
+        <w:t>₂ :</w:t>
+      </w:r>
+      <w:proofErr w:type="gramEnd"/>
+      <w:r>
+        <w:t xml:space="preserve"> 92 %</w:t>
+      </w:r>
+      <w:r>
+        <w:br/>
+      </w:r>
+      <w:r>
+        <w:br/>
+      </w:r>
+      <w:proofErr w:type="gramStart"/>
+      <w:r>
+        <w:t>Status :</w:t>
+      </w:r>
+      <w:proofErr w:type="gramEnd"/>
+      <w:r>
+        <w:t xml:space="preserve"> ALERT</w:t>
       </w:r>
     </w:p>
     <w:p>
       <w:r>
         <w:pict w14:anchorId="2A6BDD3F">
-          <v:rect id="_x0000_i1737" style="width:0;height:1.5pt" o:hralign="center" o:hrstd="t" o:hr="t" fillcolor="#a0a0a0" stroked="f"/>
+          <v:rect id="_x0000_i1114" style="width:0;height:1.5pt" o:hralign="center" o:hrstd="t" o:hr="t" fillcolor="#a0a0a0" stroked="f"/>
         </w:pict>
       </w:r>
     </w:p>
@@ -33041,7 +33484,7 @@
     <w:p>
       <w:r>
         <w:pict w14:anchorId="07139022">
-          <v:rect id="_x0000_i1738" style="width:0;height:1.5pt" o:hralign="center" o:hrstd="t" o:hr="t" fillcolor="#a0a0a0" stroked="f"/>
+          <v:rect id="_x0000_i1115" style="width:0;height:1.5pt" o:hralign="center" o:hrstd="t" o:hr="t" fillcolor="#a0a0a0" stroked="f"/>
         </w:pict>
       </w:r>
     </w:p>
@@ -33082,33 +33525,63 @@
       </w:r>
       <w:proofErr w:type="gramEnd"/>
       <w:r>
-        <w:t>,SpO2,Status</w:t>
-      </w:r>
-      <w:r>
-        <w:br/>
-        <w:t>00:00:02,72,98,NORMAL</w:t>
-      </w:r>
-      <w:r>
-        <w:br/>
-        <w:t>00:00:04,74,98,NORMAL</w:t>
-      </w:r>
-      <w:r>
-        <w:br/>
-        <w:t>00:00:06,49,97,ALERT</w:t>
-      </w:r>
-      <w:r>
-        <w:br/>
-        <w:t>00:00:08,81,92,ALERT</w:t>
-      </w:r>
-      <w:r>
-        <w:br/>
-        <w:t>00:00:10,76,99,NORMAL</w:t>
-      </w:r>
+        <w:t>,SpO</w:t>
+      </w:r>
+      <w:proofErr w:type="gramStart"/>
+      <w:r>
+        <w:t>2,Status</w:t>
+      </w:r>
+      <w:proofErr w:type="gramEnd"/>
+      <w:r>
+        <w:br/>
+        <w:t>00:00:02,72,</w:t>
+      </w:r>
+      <w:proofErr w:type="gramStart"/>
+      <w:r>
+        <w:t>98,NORMAL</w:t>
+      </w:r>
+      <w:proofErr w:type="gramEnd"/>
+      <w:r>
+        <w:br/>
+        <w:t>00:00:04,74,</w:t>
+      </w:r>
+      <w:proofErr w:type="gramStart"/>
+      <w:r>
+        <w:t>98,NORMAL</w:t>
+      </w:r>
+      <w:proofErr w:type="gramEnd"/>
+      <w:r>
+        <w:br/>
+        <w:t>00:00:06,49,</w:t>
+      </w:r>
+      <w:proofErr w:type="gramStart"/>
+      <w:r>
+        <w:t>97,ALERT</w:t>
+      </w:r>
+      <w:proofErr w:type="gramEnd"/>
+      <w:r>
+        <w:br/>
+        <w:t>00:00:08,81,</w:t>
+      </w:r>
+      <w:proofErr w:type="gramStart"/>
+      <w:r>
+        <w:t>92,ALERT</w:t>
+      </w:r>
+      <w:proofErr w:type="gramEnd"/>
+      <w:r>
+        <w:br/>
+        <w:t>00:00:10,76,</w:t>
+      </w:r>
+      <w:proofErr w:type="gramStart"/>
+      <w:r>
+        <w:t>99,NORMAL</w:t>
+      </w:r>
+      <w:proofErr w:type="gramEnd"/>
     </w:p>
     <w:p>
       <w:r>
         <w:pict w14:anchorId="148D1E74">
-          <v:rect id="_x0000_i1739" style="width:0;height:1.5pt" o:hralign="center" o:hrstd="t" o:hr="t" fillcolor="#a0a0a0" stroked="f"/>
+          <v:rect id="_x0000_i1116" style="width:0;height:1.5pt" o:hralign="center" o:hrstd="t" o:hr="t" fillcolor="#a0a0a0" stroked="f"/>
         </w:pict>
       </w:r>
     </w:p>
@@ -33191,7 +33664,7 @@
       <w:r>
         <w:lastRenderedPageBreak/>
         <w:pict w14:anchorId="04D6012A">
-          <v:rect id="_x0000_i1740" style="width:0;height:1.5pt" o:hralign="center" o:hrstd="t" o:hr="t" fillcolor="#a0a0a0" stroked="f"/>
+          <v:rect id="_x0000_i1117" style="width:0;height:1.5pt" o:hralign="center" o:hrstd="t" o:hr="t" fillcolor="#a0a0a0" stroked="f"/>
         </w:pict>
       </w:r>
     </w:p>
@@ -33317,7 +33790,7 @@
     <w:p>
       <w:r>
         <w:pict w14:anchorId="20F76481">
-          <v:rect id="_x0000_i1741" style="width:0;height:1.5pt" o:hralign="center" o:hrstd="t" o:hr="t" fillcolor="#a0a0a0" stroked="f"/>
+          <v:rect id="_x0000_i1118" style="width:0;height:1.5pt" o:hralign="center" o:hrstd="t" o:hr="t" fillcolor="#a0a0a0" stroked="f"/>
         </w:pict>
       </w:r>
     </w:p>
@@ -33399,7 +33872,7 @@
     <w:p>
       <w:r>
         <w:pict w14:anchorId="07032C5A">
-          <v:rect id="_x0000_i1792" style="width:0;height:1.5pt" o:hralign="center" o:hrstd="t" o:hr="t" fillcolor="#a0a0a0" stroked="f"/>
+          <v:rect id="_x0000_i1119" style="width:0;height:1.5pt" o:hralign="center" o:hrstd="t" o:hr="t" fillcolor="#a0a0a0" stroked="f"/>
         </w:pict>
       </w:r>
     </w:p>
@@ -33875,7 +34348,7 @@
     <w:p>
       <w:r>
         <w:pict w14:anchorId="1FC93038">
-          <v:rect id="_x0000_i1793" style="width:0;height:1.5pt" o:hralign="center" o:hrstd="t" o:hr="t" fillcolor="#a0a0a0" stroked="f"/>
+          <v:rect id="_x0000_i1120" style="width:0;height:1.5pt" o:hralign="center" o:hrstd="t" o:hr="t" fillcolor="#a0a0a0" stroked="f"/>
         </w:pict>
       </w:r>
     </w:p>
@@ -34280,7 +34753,7 @@
     <w:p>
       <w:r>
         <w:pict w14:anchorId="044B9EAD">
-          <v:rect id="_x0000_i1794" style="width:0;height:1.5pt" o:hralign="center" o:hrstd="t" o:hr="t" fillcolor="#a0a0a0" stroked="f"/>
+          <v:rect id="_x0000_i1121" style="width:0;height:1.5pt" o:hralign="center" o:hrstd="t" o:hr="t" fillcolor="#a0a0a0" stroked="f"/>
         </w:pict>
       </w:r>
     </w:p>
@@ -34706,7 +35179,7 @@
     <w:p>
       <w:r>
         <w:pict w14:anchorId="64130D84">
-          <v:rect id="_x0000_i1795" style="width:0;height:1.5pt" o:hralign="center" o:hrstd="t" o:hr="t" fillcolor="#a0a0a0" stroked="f"/>
+          <v:rect id="_x0000_i1122" style="width:0;height:1.5pt" o:hralign="center" o:hrstd="t" o:hr="t" fillcolor="#a0a0a0" stroked="f"/>
         </w:pict>
       </w:r>
     </w:p>
@@ -34861,7 +35334,7 @@
     <w:p>
       <w:r>
         <w:pict w14:anchorId="49FA6369">
-          <v:rect id="_x0000_i1796" style="width:0;height:1.5pt" o:hralign="center" o:hrstd="t" o:hr="t" fillcolor="#a0a0a0" stroked="f"/>
+          <v:rect id="_x0000_i1123" style="width:0;height:1.5pt" o:hralign="center" o:hrstd="t" o:hr="t" fillcolor="#a0a0a0" stroked="f"/>
         </w:pict>
       </w:r>
     </w:p>
@@ -34949,7 +35422,7 @@
     <w:p>
       <w:r>
         <w:pict w14:anchorId="25C4808C">
-          <v:rect id="_x0000_i1797" style="width:0;height:1.5pt" o:hralign="center" o:hrstd="t" o:hr="t" fillcolor="#a0a0a0" stroked="f"/>
+          <v:rect id="_x0000_i1124" style="width:0;height:1.5pt" o:hralign="center" o:hrstd="t" o:hr="t" fillcolor="#a0a0a0" stroked="f"/>
         </w:pict>
       </w:r>
     </w:p>
@@ -35075,7 +35548,7 @@
     <w:p>
       <w:r>
         <w:pict w14:anchorId="4E409FEE">
-          <v:rect id="_x0000_i1840" style="width:0;height:1.5pt" o:hralign="center" o:hrstd="t" o:hr="t" fillcolor="#a0a0a0" stroked="f"/>
+          <v:rect id="_x0000_i1125" style="width:0;height:1.5pt" o:hralign="center" o:hrstd="t" o:hr="t" fillcolor="#a0a0a0" stroked="f"/>
         </w:pict>
       </w:r>
     </w:p>
@@ -35486,7 +35959,7 @@
     <w:p>
       <w:r>
         <w:pict w14:anchorId="20445790">
-          <v:rect id="_x0000_i1841" style="width:0;height:1.5pt" o:hralign="center" o:hrstd="t" o:hr="t" fillcolor="#a0a0a0" stroked="f"/>
+          <v:rect id="_x0000_i1126" style="width:0;height:1.5pt" o:hralign="center" o:hrstd="t" o:hr="t" fillcolor="#a0a0a0" stroked="f"/>
         </w:pict>
       </w:r>
     </w:p>
@@ -35726,7 +36199,7 @@
     <w:p>
       <w:r>
         <w:pict w14:anchorId="78DFEA94">
-          <v:rect id="_x0000_i1842" style="width:0;height:1.5pt" o:hralign="center" o:hrstd="t" o:hr="t" fillcolor="#a0a0a0" stroked="f"/>
+          <v:rect id="_x0000_i1127" style="width:0;height:1.5pt" o:hralign="center" o:hrstd="t" o:hr="t" fillcolor="#a0a0a0" stroked="f"/>
         </w:pict>
       </w:r>
     </w:p>
@@ -35813,7 +36286,15 @@
       <w:proofErr w:type="spellEnd"/>
       <w:proofErr w:type="gramEnd"/>
       <w:r>
-        <w:t>();   // For demonstration only.</w:t>
+        <w:t>(</w:t>
+      </w:r>
+      <w:proofErr w:type="gramStart"/>
+      <w:r>
+        <w:t xml:space="preserve">);   </w:t>
+      </w:r>
+      <w:proofErr w:type="gramEnd"/>
+      <w:r>
+        <w:t>// For demonstration only.</w:t>
       </w:r>
     </w:p>
     <w:p>
@@ -35915,7 +36396,7 @@
     <w:p>
       <w:r>
         <w:pict w14:anchorId="4137239B">
-          <v:rect id="_x0000_i1843" style="width:0;height:1.5pt" o:hralign="center" o:hrstd="t" o:hr="t" fillcolor="#a0a0a0" stroked="f"/>
+          <v:rect id="_x0000_i1128" style="width:0;height:1.5pt" o:hralign="center" o:hrstd="t" o:hr="t" fillcolor="#a0a0a0" stroked="f"/>
         </w:pict>
       </w:r>
     </w:p>
@@ -35947,8 +36428,13 @@
       </w:r>
       <w:proofErr w:type="gramEnd"/>
       <w:r>
-        <w:t>command == "LED_ON"){</w:t>
-      </w:r>
+        <w:t>command == "LED_ON</w:t>
+      </w:r>
+      <w:proofErr w:type="gramStart"/>
+      <w:r>
+        <w:t>"){</w:t>
+      </w:r>
+      <w:proofErr w:type="gramEnd"/>
     </w:p>
     <w:p/>
     <w:p>
@@ -35983,8 +36469,13 @@
       </w:r>
       <w:proofErr w:type="gramEnd"/>
       <w:r>
-        <w:t>command == "LED_OFF"){</w:t>
-      </w:r>
+        <w:t>command == "LED_OFF</w:t>
+      </w:r>
+      <w:proofErr w:type="gramStart"/>
+      <w:r>
+        <w:t>"){</w:t>
+      </w:r>
+      <w:proofErr w:type="gramEnd"/>
     </w:p>
     <w:p/>
     <w:p>
@@ -36042,7 +36533,7 @@
       <w:r>
         <w:lastRenderedPageBreak/>
         <w:pict w14:anchorId="7B5DC440">
-          <v:rect id="_x0000_i1844" style="width:0;height:1.5pt" o:hralign="center" o:hrstd="t" o:hr="t" fillcolor="#a0a0a0" stroked="f"/>
+          <v:rect id="_x0000_i1129" style="width:0;height:1.5pt" o:hralign="center" o:hrstd="t" o:hr="t" fillcolor="#a0a0a0" stroked="f"/>
         </w:pict>
       </w:r>
     </w:p>
@@ -36151,7 +36642,7 @@
     <w:p>
       <w:r>
         <w:pict w14:anchorId="573ECE60">
-          <v:rect id="_x0000_i1845" style="width:0;height:1.5pt" o:hralign="center" o:hrstd="t" o:hr="t" fillcolor="#a0a0a0" stroked="f"/>
+          <v:rect id="_x0000_i1130" style="width:0;height:1.5pt" o:hralign="center" o:hrstd="t" o:hr="t" fillcolor="#a0a0a0" stroked="f"/>
         </w:pict>
       </w:r>
     </w:p>
@@ -36341,7 +36832,7 @@
 </file>
 
 <file path=word/numbering.xml><?xml version="1.0" encoding="utf-8"?>
-<w:numbering xmlns:wpc="http://schemas.microsoft.com/office/word/2010/wordprocessingCanvas" xmlns:cx="http://schemas.microsoft.com/office/drawing/2014/chartex" xmlns:cx1="http://schemas.microsoft.com/office/drawing/2015/9/8/chartex" xmlns:cx2="http://schemas.microsoft.com/office/drawing/2015/10/21/chartex" xmlns:cx3="http://schemas.microsoft.com/office/drawing/2016/5/9/chartex" xmlns:cx4="http://schemas.microsoft.com/office/drawing/2016/5/10/chartex" xmlns:cx5="http://schemas.microsoft.com/office/drawing/2016/5/11/chartex" xmlns:cx6="http://schemas.microsoft.com/office/drawing/2016/5/12/chartex" xmlns:cx7="http://schemas.microsoft.com/office/drawing/2016/5/13/chartex" xmlns:cx8="http://schemas.microsoft.com/office/drawing/2016/5/14/chartex" xmlns:mc="http://schemas.openxmlformats.org/markup-compatibility/2006" xmlns:aink="http://schemas.microsoft.com/office/drawing/2016/ink" xmlns:am3d="http://schemas.microsoft.com/office/drawing/2017/model3d" xmlns:o="urn:schemas-microsoft-com:office:office" xmlns:oel="http://schemas.microsoft.com/office/2019/extlst" xmlns:r="http://schemas.openxmlformats.org/officeDocument/2006/relationships" xmlns:m="http://schemas.openxmlformats.org/officeDocument/2006/math" xmlns:v="urn:schemas-microsoft-com:vml" xmlns:wp14="http://schemas.microsoft.com/office/word/2010/wordprocessingDrawing" xmlns:wp="http://schemas.openxmlformats.org/drawingml/2006/wordprocessingDrawing" xmlns:w10="urn:schemas-microsoft-com:office:word" xmlns:w="http://schemas.openxmlformats.org/wordprocessingml/2006/main" xmlns:w14="http://schemas.microsoft.com/office/word/2010/wordml" xmlns:w15="http://schemas.microsoft.com/office/word/2012/wordml" xmlns:w16cex="http://schemas.microsoft.com/office/word/2018/wordml/cex" xmlns:w16cid="http://schemas.microsoft.com/office/word/2016/wordml/cid" xmlns:w16="http://schemas.microsoft.com/office/word/2018/wordml" xmlns:w16du="http://schemas.microsoft.com/office/word/2023/wordml/word16du" xmlns:w16sdtdh="http://schemas.microsoft.com/office/word/2020/wordml/sdtdatahash" xmlns:w16se="http://schemas.microsoft.com/office/word/2015/wordml/symex" xmlns:wpg="http://schemas.microsoft.com/office/word/2010/wordprocessingGroup" xmlns:wpi="http://schemas.microsoft.com/office/word/2010/wordprocessingInk" xmlns:wne="http://schemas.microsoft.com/office/word/2006/wordml" xmlns:wps="http://schemas.microsoft.com/office/word/2010/wordprocessingShape" mc:Ignorable="w14 w15 w16se w16cid w16 w16cex w16sdtdh w16du wp14">
+<w:numbering xmlns:wpc="http://schemas.microsoft.com/office/word/2010/wordprocessingCanvas" xmlns:cx="http://schemas.microsoft.com/office/drawing/2014/chartex" xmlns:cx1="http://schemas.microsoft.com/office/drawing/2015/9/8/chartex" xmlns:cx2="http://schemas.microsoft.com/office/drawing/2015/10/21/chartex" xmlns:cx3="http://schemas.microsoft.com/office/drawing/2016/5/9/chartex" xmlns:cx4="http://schemas.microsoft.com/office/drawing/2016/5/10/chartex" xmlns:cx5="http://schemas.microsoft.com/office/drawing/2016/5/11/chartex" xmlns:cx6="http://schemas.microsoft.com/office/drawing/2016/5/12/chartex" xmlns:cx7="http://schemas.microsoft.com/office/drawing/2016/5/13/chartex" xmlns:cx8="http://schemas.microsoft.com/office/drawing/2016/5/14/chartex" xmlns:mc="http://schemas.openxmlformats.org/markup-compatibility/2006" xmlns:aink="http://schemas.microsoft.com/office/drawing/2016/ink" xmlns:am3d="http://schemas.microsoft.com/office/drawing/2017/model3d" xmlns:o="urn:schemas-microsoft-com:office:office" xmlns:oel="http://schemas.microsoft.com/office/2019/extlst" xmlns:r="http://schemas.openxmlformats.org/officeDocument/2006/relationships" xmlns:m="http://schemas.openxmlformats.org/officeDocument/2006/math" xmlns:v="urn:schemas-microsoft-com:vml" xmlns:wp14="http://schemas.microsoft.com/office/word/2010/wordprocessingDrawing" xmlns:wp="http://schemas.openxmlformats.org/drawingml/2006/wordprocessingDrawing" xmlns:w10="urn:schemas-microsoft-com:office:word" xmlns:w="http://schemas.openxmlformats.org/wordprocessingml/2006/main" xmlns:w14="http://schemas.microsoft.com/office/word/2010/wordml" xmlns:w15="http://schemas.microsoft.com/office/word/2012/wordml" xmlns:w16cex="http://schemas.microsoft.com/office/word/2018/wordml/cex" xmlns:w16cid="http://schemas.microsoft.com/office/word/2016/wordml/cid" xmlns:w16="http://schemas.microsoft.com/office/word/2018/wordml" xmlns:w16du="http://schemas.microsoft.com/office/word/2023/wordml/word16du" xmlns:w16sdtdh="http://schemas.microsoft.com/office/word/2020/wordml/sdtdatahash" xmlns:w16sdtfl="http://schemas.microsoft.com/office/word/2024/wordml/sdtformatlock" xmlns:w16se="http://schemas.microsoft.com/office/word/2015/wordml/symex" xmlns:wpg="http://schemas.microsoft.com/office/word/2010/wordprocessingGroup" xmlns:wpi="http://schemas.microsoft.com/office/word/2010/wordprocessingInk" xmlns:wne="http://schemas.microsoft.com/office/word/2006/wordml" xmlns:wps="http://schemas.microsoft.com/office/word/2010/wordprocessingShape" mc:Ignorable="w14 w15 w16se w16cid w16 w16cex w16sdtdh w16sdtfl w16du wp14">
   <w:abstractNum w:abstractNumId="0" w15:restartNumberingAfterBreak="0">
     <w:nsid w:val="007E1DE1"/>
     <w:multiLevelType w:val="multilevel"/>
@@ -45598,11 +46089,12 @@
   <w:num w:numId="62" w16cid:durableId="768309007">
     <w:abstractNumId w:val="42"/>
   </w:num>
+  <w:numIdMacAtCleanup w:val="62"/>
 </w:numbering>
 </file>
 
 <file path=word/styles.xml><?xml version="1.0" encoding="utf-8"?>
-<w:styles xmlns:mc="http://schemas.openxmlformats.org/markup-compatibility/2006" xmlns:r="http://schemas.openxmlformats.org/officeDocument/2006/relationships" xmlns:w="http://schemas.openxmlformats.org/wordprocessingml/2006/main" xmlns:w14="http://schemas.microsoft.com/office/word/2010/wordml" xmlns:w15="http://schemas.microsoft.com/office/word/2012/wordml" xmlns:w16cex="http://schemas.microsoft.com/office/word/2018/wordml/cex" xmlns:w16cid="http://schemas.microsoft.com/office/word/2016/wordml/cid" xmlns:w16="http://schemas.microsoft.com/office/word/2018/wordml" xmlns:w16du="http://schemas.microsoft.com/office/word/2023/wordml/word16du" xmlns:w16sdtdh="http://schemas.microsoft.com/office/word/2020/wordml/sdtdatahash" xmlns:w16se="http://schemas.microsoft.com/office/word/2015/wordml/symex" mc:Ignorable="w14 w15 w16se w16cid w16 w16cex w16sdtdh w16du">
+<w:styles xmlns:mc="http://schemas.openxmlformats.org/markup-compatibility/2006" xmlns:r="http://schemas.openxmlformats.org/officeDocument/2006/relationships" xmlns:w="http://schemas.openxmlformats.org/wordprocessingml/2006/main" xmlns:w14="http://schemas.microsoft.com/office/word/2010/wordml" xmlns:w15="http://schemas.microsoft.com/office/word/2012/wordml" xmlns:w16cex="http://schemas.microsoft.com/office/word/2018/wordml/cex" xmlns:w16cid="http://schemas.microsoft.com/office/word/2016/wordml/cid" xmlns:w16="http://schemas.microsoft.com/office/word/2018/wordml" xmlns:w16du="http://schemas.microsoft.com/office/word/2023/wordml/word16du" xmlns:w16sdtdh="http://schemas.microsoft.com/office/word/2020/wordml/sdtdatahash" xmlns:w16sdtfl="http://schemas.microsoft.com/office/word/2024/wordml/sdtformatlock" xmlns:w16se="http://schemas.microsoft.com/office/word/2015/wordml/symex" mc:Ignorable="w14 w15 w16se w16cid w16 w16cex w16sdtdh w16sdtfl w16du">
   <w:docDefaults>
     <w:rPrDefault>
       <w:rPr>
@@ -46204,6 +46696,7 @@
   <w:style w:type="character" w:default="1" w:styleId="DefaultParagraphFont">
     <w:name w:val="Default Paragraph Font"/>
     <w:uiPriority w:val="1"/>
+    <w:semiHidden/>
     <w:unhideWhenUsed/>
   </w:style>
   <w:style w:type="table" w:default="1" w:styleId="TableNormal">
